--- a/DR/Практика_задания_ПП_09.docx
+++ b/DR/Практика_задания_ПП_09.docx
@@ -1,6 +1,6 @@
 
 <file path=word/document.xml><?xml version="1.0" encoding="utf-8"?>
-<w:document xmlns:wpc="http://schemas.microsoft.com/office/word/2010/wordprocessingCanvas" xmlns:mc="http://schemas.openxmlformats.org/markup-compatibility/2006" xmlns:o="urn:schemas-microsoft-com:office:office" xmlns:r="http://schemas.openxmlformats.org/officeDocument/2006/relationships" xmlns:m="http://schemas.openxmlformats.org/officeDocument/2006/math" xmlns:v="urn:schemas-microsoft-com:vml" xmlns:wp14="http://schemas.microsoft.com/office/word/2010/wordprocessingDrawing" xmlns:wp="http://schemas.openxmlformats.org/drawingml/2006/wordprocessingDrawing" xmlns:w10="urn:schemas-microsoft-com:office:word" xmlns:w="http://schemas.openxmlformats.org/wordprocessingml/2006/main" xmlns:w14="http://schemas.microsoft.com/office/word/2010/wordml" xmlns:wpg="http://schemas.microsoft.com/office/word/2010/wordprocessingGroup" xmlns:wpi="http://schemas.microsoft.com/office/word/2010/wordprocessingInk" xmlns:wne="http://schemas.microsoft.com/office/word/2006/wordml" xmlns:wps="http://schemas.microsoft.com/office/word/2010/wordprocessingShape" mc:Ignorable="w14 wp14">
+<w:document xmlns:wpc="http://schemas.microsoft.com/office/word/2010/wordprocessingCanvas" xmlns:cx="http://schemas.microsoft.com/office/drawing/2014/chartex" xmlns:mc="http://schemas.openxmlformats.org/markup-compatibility/2006" xmlns:o="urn:schemas-microsoft-com:office:office" xmlns:r="http://schemas.openxmlformats.org/officeDocument/2006/relationships" xmlns:m="http://schemas.openxmlformats.org/officeDocument/2006/math" xmlns:v="urn:schemas-microsoft-com:vml" xmlns:wp14="http://schemas.microsoft.com/office/word/2010/wordprocessingDrawing" xmlns:wp="http://schemas.openxmlformats.org/drawingml/2006/wordprocessingDrawing" xmlns:w10="urn:schemas-microsoft-com:office:word" xmlns:w="http://schemas.openxmlformats.org/wordprocessingml/2006/main" xmlns:w14="http://schemas.microsoft.com/office/word/2010/wordml" xmlns:w15="http://schemas.microsoft.com/office/word/2012/wordml" xmlns:w16se="http://schemas.microsoft.com/office/word/2015/wordml/symex" xmlns:wpg="http://schemas.microsoft.com/office/word/2010/wordprocessingGroup" xmlns:wpi="http://schemas.microsoft.com/office/word/2010/wordprocessingInk" xmlns:wne="http://schemas.microsoft.com/office/word/2006/wordml" xmlns:wps="http://schemas.microsoft.com/office/word/2010/wordprocessingShape" mc:Ignorable="w14 w15 w16se wp14">
   <w:body>
     <w:p>
       <w:pPr>
@@ -396,15 +396,7 @@
     </w:p>
     <w:p>
       <w:r>
-        <w:t>Генератор на PDF документи/сертификати. Разработване на система за издаване на сертификати, при която администраторът качва списък с участници (Excel/</w:t>
-      </w:r>
-      <w:proofErr w:type="spellStart"/>
-      <w:r>
-        <w:t>Text</w:t>
-      </w:r>
-      <w:proofErr w:type="spellEnd"/>
-      <w:r>
-        <w:t>), избира шаблон, а приложението генерира персонализиран PDF сертификат за всеки участник и го предлага за сваляне</w:t>
+        <w:t>Генератор на PDF документи/сертификати. Разработване на система за издаване на сертификати, при която администраторът качва списък с участници (Excel/Text), избира шаблон, а приложението генерира персонализиран PDF сертификат за всеки участник и го предлага за сваляне</w:t>
       </w:r>
       <w:r>
         <w:t>.</w:t>
@@ -419,7 +411,7 @@
     </w:p>
     <w:p>
       <w:pPr>
-        <w:pStyle w:val="2"/>
+        <w:pStyle w:val="Heading2"/>
         <w:numPr>
           <w:ilvl w:val="0"/>
           <w:numId w:val="13"/>
@@ -547,7 +539,7 @@
     </w:p>
     <w:p>
       <w:pPr>
-        <w:pStyle w:val="2"/>
+        <w:pStyle w:val="Heading2"/>
         <w:tabs>
           <w:tab w:val="left" w:pos="426"/>
         </w:tabs>
@@ -558,7 +550,7 @@
     </w:p>
     <w:p>
       <w:pPr>
-        <w:pStyle w:val="a2"/>
+        <w:pStyle w:val="ListParagraph"/>
         <w:widowControl w:val="0"/>
         <w:numPr>
           <w:ilvl w:val="0"/>
@@ -664,7 +656,7 @@
     </w:p>
     <w:p>
       <w:pPr>
-        <w:pStyle w:val="a2"/>
+        <w:pStyle w:val="ListParagraph"/>
         <w:widowControl w:val="0"/>
         <w:numPr>
           <w:ilvl w:val="1"/>
@@ -762,7 +754,7 @@
     </w:p>
     <w:p>
       <w:pPr>
-        <w:pStyle w:val="a2"/>
+        <w:pStyle w:val="ListParagraph"/>
         <w:widowControl w:val="0"/>
         <w:numPr>
           <w:ilvl w:val="1"/>
@@ -928,8 +920,6 @@
         </w:rPr>
         <w:t>генериране на персонализирани PDF сертификати по зададен списък</w:t>
       </w:r>
-      <w:bookmarkStart w:id="0" w:name="_GoBack"/>
-      <w:bookmarkEnd w:id="0"/>
       <w:r>
         <w:t>.</w:t>
       </w:r>
@@ -957,8 +947,8 @@
           <w:iCs/>
         </w:rPr>
         <w:sectPr>
-          <w:headerReference w:type="default" r:id="rId9"/>
-          <w:headerReference w:type="first" r:id="rId10"/>
+          <w:headerReference w:type="default" r:id="rId8"/>
+          <w:headerReference w:type="first" r:id="rId9"/>
           <w:pgSz w:w="11906" w:h="16838"/>
           <w:pgMar w:top="1276" w:right="566" w:bottom="993" w:left="1417" w:header="426" w:footer="708" w:gutter="0"/>
           <w:cols w:space="708"/>
@@ -1447,7 +1437,6 @@
         </w:rPr>
         <w:t xml:space="preserve">специалност код </w:t>
       </w:r>
-      <w:proofErr w:type="spellStart"/>
       <w:r>
         <w:rPr>
           <w:rFonts w:eastAsiaTheme="minorHAnsi"/>
@@ -1456,40 +1445,7 @@
           <w:iCs/>
           <w:color w:val="000000"/>
         </w:rPr>
-        <w:t>код</w:t>
-      </w:r>
-      <w:proofErr w:type="spellEnd"/>
-      <w:r>
-        <w:rPr>
-          <w:rFonts w:eastAsiaTheme="minorHAnsi"/>
-          <w:b/>
-          <w:i/>
-          <w:iCs/>
-          <w:color w:val="000000"/>
-        </w:rPr>
-        <w:t xml:space="preserve"> 4810301  „</w:t>
-      </w:r>
-      <w:proofErr w:type="spellStart"/>
-      <w:r>
-        <w:rPr>
-          <w:rFonts w:eastAsiaTheme="minorHAnsi"/>
-          <w:b/>
-          <w:i/>
-          <w:iCs/>
-          <w:color w:val="000000"/>
-        </w:rPr>
-        <w:t>Приоложно</w:t>
-      </w:r>
-      <w:proofErr w:type="spellEnd"/>
-      <w:r>
-        <w:rPr>
-          <w:rFonts w:eastAsiaTheme="minorHAnsi"/>
-          <w:b/>
-          <w:i/>
-          <w:iCs/>
-          <w:color w:val="000000"/>
-        </w:rPr>
-        <w:t xml:space="preserve"> програмиране“</w:t>
+        <w:t>код 4810301  „Приоложно програмиране“</w:t>
       </w:r>
     </w:p>
     <w:p>
@@ -1683,15 +1639,7 @@
     </w:p>
     <w:p>
       <w:r>
-        <w:t>Генератор на PDF документи/сертификати. Разработване на система за издаване на сертификати, при която администраторът качва списък с участници (Excel/</w:t>
-      </w:r>
-      <w:proofErr w:type="spellStart"/>
-      <w:r>
-        <w:t>Text</w:t>
-      </w:r>
-      <w:proofErr w:type="spellEnd"/>
-      <w:r>
-        <w:t>), избира шаблон, а приложението генерира персонализиран PDF сертификат за всеки участник и го предлага за сваляне</w:t>
+        <w:t>Генератор на PDF документи/сертификати. Разработване на система за издаване на сертификати, при която администраторът качва списък с участници (Excel/Text), избира шаблон, а приложението генерира персонализиран PDF сертификат за всеки участник и го предлага за сваляне</w:t>
       </w:r>
       <w:r>
         <w:t>.</w:t>
@@ -1700,7 +1648,7 @@
     <w:p/>
     <w:p>
       <w:pPr>
-        <w:pStyle w:val="2"/>
+        <w:pStyle w:val="Heading2"/>
         <w:numPr>
           <w:ilvl w:val="0"/>
           <w:numId w:val="13"/>
@@ -1762,7 +1710,7 @@
     </w:p>
     <w:p>
       <w:pPr>
-        <w:pStyle w:val="2"/>
+        <w:pStyle w:val="Heading2"/>
         <w:tabs>
           <w:tab w:val="left" w:pos="426"/>
         </w:tabs>
@@ -1773,7 +1721,7 @@
     </w:p>
     <w:p>
       <w:pPr>
-        <w:pStyle w:val="a2"/>
+        <w:pStyle w:val="ListParagraph"/>
         <w:widowControl w:val="0"/>
         <w:numPr>
           <w:ilvl w:val="0"/>
@@ -1879,7 +1827,7 @@
     </w:p>
     <w:p>
       <w:pPr>
-        <w:pStyle w:val="a2"/>
+        <w:pStyle w:val="ListParagraph"/>
         <w:widowControl w:val="0"/>
         <w:numPr>
           <w:ilvl w:val="1"/>
@@ -1962,7 +1910,7 @@
     </w:p>
     <w:p>
       <w:pPr>
-        <w:pStyle w:val="a2"/>
+        <w:pStyle w:val="ListParagraph"/>
         <w:widowControl w:val="0"/>
         <w:numPr>
           <w:ilvl w:val="1"/>
@@ -2100,32 +2048,7 @@
         <w:pStyle w:val="a1"/>
       </w:pPr>
       <w:r>
-        <w:t xml:space="preserve">Да се обясни структурата на фронтенда и </w:t>
-      </w:r>
-      <w:proofErr w:type="spellStart"/>
-      <w:r>
-        <w:t>бекенда</w:t>
-      </w:r>
-      <w:proofErr w:type="spellEnd"/>
-      <w:r>
-        <w:t xml:space="preserve"> на приложението като се покажат реда и начина на използване на отделните структурни компоненти в процеса на  </w:t>
-      </w:r>
-      <w:proofErr w:type="spellStart"/>
-      <w:r>
-        <w:t>генериран</w:t>
-      </w:r>
-      <w:r>
-        <w:t>не</w:t>
-      </w:r>
-      <w:proofErr w:type="spellEnd"/>
-      <w:r>
-        <w:t xml:space="preserve"> на</w:t>
-      </w:r>
-      <w:r>
-        <w:t xml:space="preserve"> изображение с „лакирани“ нокти</w:t>
-      </w:r>
-      <w:r>
-        <w:t>.</w:t>
+        <w:t>Да се покажат и обяснят основните му структурни елементи</w:t>
       </w:r>
     </w:p>
     <w:p>
@@ -2151,8 +2074,8 @@
           <w:iCs/>
         </w:rPr>
         <w:sectPr>
-          <w:headerReference w:type="default" r:id="rId11"/>
-          <w:headerReference w:type="first" r:id="rId12"/>
+          <w:headerReference w:type="default" r:id="rId10"/>
+          <w:headerReference w:type="first" r:id="rId11"/>
           <w:type w:val="continuous"/>
           <w:pgSz w:w="11906" w:h="16838"/>
           <w:pgMar w:top="1276" w:right="566" w:bottom="993" w:left="1417" w:header="426" w:footer="708" w:gutter="0"/>
@@ -2300,34 +2223,14 @@
         </w:rPr>
         <w:t xml:space="preserve"> </w:t>
       </w:r>
-      <w:proofErr w:type="spellStart"/>
       <w:r>
         <w:rPr>
           <w:rFonts w:eastAsiaTheme="minorHAnsi"/>
           <w:color w:val="000000"/>
           <w:u w:val="single"/>
         </w:rPr>
-        <w:t>Деана</w:t>
-      </w:r>
-      <w:proofErr w:type="spellEnd"/>
-      <w:r>
-        <w:rPr>
-          <w:rFonts w:eastAsiaTheme="minorHAnsi"/>
-          <w:color w:val="000000"/>
-          <w:u w:val="single"/>
-        </w:rPr>
-        <w:t xml:space="preserve"> </w:t>
-      </w:r>
-      <w:proofErr w:type="spellStart"/>
-      <w:r>
-        <w:rPr>
-          <w:rFonts w:eastAsiaTheme="minorHAnsi"/>
-          <w:color w:val="000000"/>
-          <w:u w:val="single"/>
-        </w:rPr>
-        <w:t>Рошкова</w:t>
-      </w:r>
-      <w:proofErr w:type="spellEnd"/>
+        <w:t>Деана Рошкова</w:t>
+      </w:r>
       <w:r>
         <w:rPr>
           <w:rFonts w:eastAsiaTheme="minorHAnsi"/>
@@ -2512,8 +2415,8 @@
       <w:pPr>
         <w:jc w:val="right"/>
         <w:sectPr>
-          <w:headerReference w:type="default" r:id="rId13"/>
-          <w:headerReference w:type="first" r:id="rId14"/>
+          <w:headerReference w:type="default" r:id="rId12"/>
+          <w:headerReference w:type="first" r:id="rId13"/>
           <w:type w:val="continuous"/>
           <w:pgSz w:w="11906" w:h="16838"/>
           <w:pgMar w:top="1417" w:right="566" w:bottom="709" w:left="1418" w:header="426" w:footer="708" w:gutter="0"/>
@@ -2617,6 +2520,8 @@
       <w:pPr>
         <w:ind w:firstLine="0"/>
       </w:pPr>
+      <w:bookmarkStart w:id="0" w:name="_GoBack"/>
+      <w:bookmarkEnd w:id="0"/>
     </w:p>
     <w:sectPr>
       <w:type w:val="continuous"/>
@@ -2631,7 +2536,7 @@
 </file>
 
 <file path=word/endnotes.xml><?xml version="1.0" encoding="utf-8"?>
-<w:endnotes xmlns:wpc="http://schemas.microsoft.com/office/word/2010/wordprocessingCanvas" xmlns:mc="http://schemas.openxmlformats.org/markup-compatibility/2006" xmlns:o="urn:schemas-microsoft-com:office:office" xmlns:r="http://schemas.openxmlformats.org/officeDocument/2006/relationships" xmlns:m="http://schemas.openxmlformats.org/officeDocument/2006/math" xmlns:v="urn:schemas-microsoft-com:vml" xmlns:wp14="http://schemas.microsoft.com/office/word/2010/wordprocessingDrawing" xmlns:wp="http://schemas.openxmlformats.org/drawingml/2006/wordprocessingDrawing" xmlns:w10="urn:schemas-microsoft-com:office:word" xmlns:w="http://schemas.openxmlformats.org/wordprocessingml/2006/main" xmlns:w14="http://schemas.microsoft.com/office/word/2010/wordml" xmlns:wpg="http://schemas.microsoft.com/office/word/2010/wordprocessingGroup" xmlns:wpi="http://schemas.microsoft.com/office/word/2010/wordprocessingInk" xmlns:wne="http://schemas.microsoft.com/office/word/2006/wordml" xmlns:wps="http://schemas.microsoft.com/office/word/2010/wordprocessingShape" mc:Ignorable="w14 wp14">
+<w:endnotes xmlns:wpc="http://schemas.microsoft.com/office/word/2010/wordprocessingCanvas" xmlns:cx="http://schemas.microsoft.com/office/drawing/2014/chartex" xmlns:mc="http://schemas.openxmlformats.org/markup-compatibility/2006" xmlns:o="urn:schemas-microsoft-com:office:office" xmlns:r="http://schemas.openxmlformats.org/officeDocument/2006/relationships" xmlns:m="http://schemas.openxmlformats.org/officeDocument/2006/math" xmlns:v="urn:schemas-microsoft-com:vml" xmlns:wp14="http://schemas.microsoft.com/office/word/2010/wordprocessingDrawing" xmlns:wp="http://schemas.openxmlformats.org/drawingml/2006/wordprocessingDrawing" xmlns:w10="urn:schemas-microsoft-com:office:word" xmlns:w="http://schemas.openxmlformats.org/wordprocessingml/2006/main" xmlns:w14="http://schemas.microsoft.com/office/word/2010/wordml" xmlns:w15="http://schemas.microsoft.com/office/word/2012/wordml" xmlns:w16se="http://schemas.microsoft.com/office/word/2015/wordml/symex" xmlns:wpg="http://schemas.microsoft.com/office/word/2010/wordprocessingGroup" xmlns:wpi="http://schemas.microsoft.com/office/word/2010/wordprocessingInk" xmlns:wne="http://schemas.microsoft.com/office/word/2006/wordml" xmlns:wps="http://schemas.microsoft.com/office/word/2010/wordprocessingShape" mc:Ignorable="w14 w15 w16se wp14">
   <w:endnote w:type="separator" w:id="-1">
     <w:p>
       <w:r>
@@ -2650,7 +2555,7 @@
 </file>
 
 <file path=word/footnotes.xml><?xml version="1.0" encoding="utf-8"?>
-<w:footnotes xmlns:wpc="http://schemas.microsoft.com/office/word/2010/wordprocessingCanvas" xmlns:mc="http://schemas.openxmlformats.org/markup-compatibility/2006" xmlns:o="urn:schemas-microsoft-com:office:office" xmlns:r="http://schemas.openxmlformats.org/officeDocument/2006/relationships" xmlns:m="http://schemas.openxmlformats.org/officeDocument/2006/math" xmlns:v="urn:schemas-microsoft-com:vml" xmlns:wp14="http://schemas.microsoft.com/office/word/2010/wordprocessingDrawing" xmlns:wp="http://schemas.openxmlformats.org/drawingml/2006/wordprocessingDrawing" xmlns:w10="urn:schemas-microsoft-com:office:word" xmlns:w="http://schemas.openxmlformats.org/wordprocessingml/2006/main" xmlns:w14="http://schemas.microsoft.com/office/word/2010/wordml" xmlns:wpg="http://schemas.microsoft.com/office/word/2010/wordprocessingGroup" xmlns:wpi="http://schemas.microsoft.com/office/word/2010/wordprocessingInk" xmlns:wne="http://schemas.microsoft.com/office/word/2006/wordml" xmlns:wps="http://schemas.microsoft.com/office/word/2010/wordprocessingShape" mc:Ignorable="w14 wp14">
+<w:footnotes xmlns:wpc="http://schemas.microsoft.com/office/word/2010/wordprocessingCanvas" xmlns:cx="http://schemas.microsoft.com/office/drawing/2014/chartex" xmlns:mc="http://schemas.openxmlformats.org/markup-compatibility/2006" xmlns:o="urn:schemas-microsoft-com:office:office" xmlns:r="http://schemas.openxmlformats.org/officeDocument/2006/relationships" xmlns:m="http://schemas.openxmlformats.org/officeDocument/2006/math" xmlns:v="urn:schemas-microsoft-com:vml" xmlns:wp14="http://schemas.microsoft.com/office/word/2010/wordprocessingDrawing" xmlns:wp="http://schemas.openxmlformats.org/drawingml/2006/wordprocessingDrawing" xmlns:w10="urn:schemas-microsoft-com:office:word" xmlns:w="http://schemas.openxmlformats.org/wordprocessingml/2006/main" xmlns:w14="http://schemas.microsoft.com/office/word/2010/wordml" xmlns:w15="http://schemas.microsoft.com/office/word/2012/wordml" xmlns:w16se="http://schemas.microsoft.com/office/word/2015/wordml/symex" xmlns:wpg="http://schemas.microsoft.com/office/word/2010/wordprocessingGroup" xmlns:wpi="http://schemas.microsoft.com/office/word/2010/wordprocessingInk" xmlns:wne="http://schemas.microsoft.com/office/word/2006/wordml" xmlns:wps="http://schemas.microsoft.com/office/word/2010/wordprocessingShape" mc:Ignorable="w14 w15 w16se wp14">
   <w:footnote w:type="separator" w:id="-1">
     <w:p>
       <w:r>
@@ -2669,10 +2574,10 @@
 </file>
 
 <file path=word/header1.xml><?xml version="1.0" encoding="utf-8"?>
-<w:hdr xmlns:wpc="http://schemas.microsoft.com/office/word/2010/wordprocessingCanvas" xmlns:mc="http://schemas.openxmlformats.org/markup-compatibility/2006" xmlns:o="urn:schemas-microsoft-com:office:office" xmlns:r="http://schemas.openxmlformats.org/officeDocument/2006/relationships" xmlns:m="http://schemas.openxmlformats.org/officeDocument/2006/math" xmlns:v="urn:schemas-microsoft-com:vml" xmlns:wp14="http://schemas.microsoft.com/office/word/2010/wordprocessingDrawing" xmlns:wp="http://schemas.openxmlformats.org/drawingml/2006/wordprocessingDrawing" xmlns:w10="urn:schemas-microsoft-com:office:word" xmlns:w="http://schemas.openxmlformats.org/wordprocessingml/2006/main" xmlns:w14="http://schemas.microsoft.com/office/word/2010/wordml" xmlns:wpg="http://schemas.microsoft.com/office/word/2010/wordprocessingGroup" xmlns:wpi="http://schemas.microsoft.com/office/word/2010/wordprocessingInk" xmlns:wne="http://schemas.microsoft.com/office/word/2006/wordml" xmlns:wps="http://schemas.microsoft.com/office/word/2010/wordprocessingShape" mc:Ignorable="w14 wp14">
+<w:hdr xmlns:wpc="http://schemas.microsoft.com/office/word/2010/wordprocessingCanvas" xmlns:cx="http://schemas.microsoft.com/office/drawing/2014/chartex" xmlns:mc="http://schemas.openxmlformats.org/markup-compatibility/2006" xmlns:o="urn:schemas-microsoft-com:office:office" xmlns:r="http://schemas.openxmlformats.org/officeDocument/2006/relationships" xmlns:m="http://schemas.openxmlformats.org/officeDocument/2006/math" xmlns:v="urn:schemas-microsoft-com:vml" xmlns:wp14="http://schemas.microsoft.com/office/word/2010/wordprocessingDrawing" xmlns:wp="http://schemas.openxmlformats.org/drawingml/2006/wordprocessingDrawing" xmlns:w10="urn:schemas-microsoft-com:office:word" xmlns:w="http://schemas.openxmlformats.org/wordprocessingml/2006/main" xmlns:w14="http://schemas.microsoft.com/office/word/2010/wordml" xmlns:w15="http://schemas.microsoft.com/office/word/2012/wordml" xmlns:w16se="http://schemas.microsoft.com/office/word/2015/wordml/symex" xmlns:wpg="http://schemas.microsoft.com/office/word/2010/wordprocessingGroup" xmlns:wpi="http://schemas.microsoft.com/office/word/2010/wordprocessingInk" xmlns:wne="http://schemas.microsoft.com/office/word/2006/wordml" xmlns:wps="http://schemas.microsoft.com/office/word/2010/wordprocessingShape" mc:Ignorable="w14 w15 w16se wp14">
   <w:p>
     <w:pPr>
-      <w:pStyle w:val="ab"/>
+      <w:pStyle w:val="Header"/>
       <w:ind w:firstLine="0"/>
       <w:jc w:val="center"/>
     </w:pPr>
@@ -2747,7 +2652,7 @@
   </w:p>
   <w:p>
     <w:pPr>
-      <w:pStyle w:val="ab"/>
+      <w:pStyle w:val="Header"/>
       <w:tabs>
         <w:tab w:val="clear" w:pos="4536"/>
         <w:tab w:val="left" w:pos="4545"/>
@@ -2771,7 +2676,7 @@
     </w:r>
     <w:r>
       <w:rPr>
-        <w:rStyle w:val="a7"/>
+        <w:rStyle w:val="Hyperlink"/>
         <w:i/>
         <w:iCs/>
         <w:sz w:val="18"/>
@@ -2781,17 +2686,17 @@
   </w:p>
   <w:p>
     <w:pPr>
-      <w:pStyle w:val="ab"/>
+      <w:pStyle w:val="Header"/>
     </w:pPr>
   </w:p>
 </w:hdr>
 </file>
 
 <file path=word/header2.xml><?xml version="1.0" encoding="utf-8"?>
-<w:hdr xmlns:wpc="http://schemas.microsoft.com/office/word/2010/wordprocessingCanvas" xmlns:mc="http://schemas.openxmlformats.org/markup-compatibility/2006" xmlns:o="urn:schemas-microsoft-com:office:office" xmlns:r="http://schemas.openxmlformats.org/officeDocument/2006/relationships" xmlns:m="http://schemas.openxmlformats.org/officeDocument/2006/math" xmlns:v="urn:schemas-microsoft-com:vml" xmlns:wp14="http://schemas.microsoft.com/office/word/2010/wordprocessingDrawing" xmlns:wp="http://schemas.openxmlformats.org/drawingml/2006/wordprocessingDrawing" xmlns:w10="urn:schemas-microsoft-com:office:word" xmlns:w="http://schemas.openxmlformats.org/wordprocessingml/2006/main" xmlns:w14="http://schemas.microsoft.com/office/word/2010/wordml" xmlns:wpg="http://schemas.microsoft.com/office/word/2010/wordprocessingGroup" xmlns:wpi="http://schemas.microsoft.com/office/word/2010/wordprocessingInk" xmlns:wne="http://schemas.microsoft.com/office/word/2006/wordml" xmlns:wps="http://schemas.microsoft.com/office/word/2010/wordprocessingShape" mc:Ignorable="w14 wp14">
+<w:hdr xmlns:wpc="http://schemas.microsoft.com/office/word/2010/wordprocessingCanvas" xmlns:cx="http://schemas.microsoft.com/office/drawing/2014/chartex" xmlns:mc="http://schemas.openxmlformats.org/markup-compatibility/2006" xmlns:o="urn:schemas-microsoft-com:office:office" xmlns:r="http://schemas.openxmlformats.org/officeDocument/2006/relationships" xmlns:m="http://schemas.openxmlformats.org/officeDocument/2006/math" xmlns:v="urn:schemas-microsoft-com:vml" xmlns:wp14="http://schemas.microsoft.com/office/word/2010/wordprocessingDrawing" xmlns:wp="http://schemas.openxmlformats.org/drawingml/2006/wordprocessingDrawing" xmlns:w10="urn:schemas-microsoft-com:office:word" xmlns:w="http://schemas.openxmlformats.org/wordprocessingml/2006/main" xmlns:w14="http://schemas.microsoft.com/office/word/2010/wordml" xmlns:w15="http://schemas.microsoft.com/office/word/2012/wordml" xmlns:w16se="http://schemas.microsoft.com/office/word/2015/wordml/symex" xmlns:wpg="http://schemas.microsoft.com/office/word/2010/wordprocessingGroup" xmlns:wpi="http://schemas.microsoft.com/office/word/2010/wordprocessingInk" xmlns:wne="http://schemas.microsoft.com/office/word/2006/wordml" xmlns:wps="http://schemas.microsoft.com/office/word/2010/wordprocessingShape" mc:Ignorable="w14 w15 w16se wp14">
   <w:p>
     <w:pPr>
-      <w:pStyle w:val="ab"/>
+      <w:pStyle w:val="Header"/>
       <w:ind w:firstLine="0"/>
       <w:jc w:val="center"/>
     </w:pPr>
@@ -2866,7 +2771,7 @@
   </w:p>
   <w:p>
     <w:pPr>
-      <w:pStyle w:val="ab"/>
+      <w:pStyle w:val="Header"/>
       <w:tabs>
         <w:tab w:val="clear" w:pos="4536"/>
         <w:tab w:val="left" w:pos="4545"/>
@@ -2890,7 +2795,7 @@
     </w:r>
     <w:r>
       <w:rPr>
-        <w:rStyle w:val="a7"/>
+        <w:rStyle w:val="Hyperlink"/>
         <w:i/>
         <w:iCs/>
         <w:sz w:val="18"/>
@@ -2902,10 +2807,10 @@
 </file>
 
 <file path=word/header3.xml><?xml version="1.0" encoding="utf-8"?>
-<w:hdr xmlns:wpc="http://schemas.microsoft.com/office/word/2010/wordprocessingCanvas" xmlns:mc="http://schemas.openxmlformats.org/markup-compatibility/2006" xmlns:o="urn:schemas-microsoft-com:office:office" xmlns:r="http://schemas.openxmlformats.org/officeDocument/2006/relationships" xmlns:m="http://schemas.openxmlformats.org/officeDocument/2006/math" xmlns:v="urn:schemas-microsoft-com:vml" xmlns:wp14="http://schemas.microsoft.com/office/word/2010/wordprocessingDrawing" xmlns:wp="http://schemas.openxmlformats.org/drawingml/2006/wordprocessingDrawing" xmlns:w10="urn:schemas-microsoft-com:office:word" xmlns:w="http://schemas.openxmlformats.org/wordprocessingml/2006/main" xmlns:w14="http://schemas.microsoft.com/office/word/2010/wordml" xmlns:wpg="http://schemas.microsoft.com/office/word/2010/wordprocessingGroup" xmlns:wpi="http://schemas.microsoft.com/office/word/2010/wordprocessingInk" xmlns:wne="http://schemas.microsoft.com/office/word/2006/wordml" xmlns:wps="http://schemas.microsoft.com/office/word/2010/wordprocessingShape" mc:Ignorable="w14 wp14">
+<w:hdr xmlns:wpc="http://schemas.microsoft.com/office/word/2010/wordprocessingCanvas" xmlns:cx="http://schemas.microsoft.com/office/drawing/2014/chartex" xmlns:mc="http://schemas.openxmlformats.org/markup-compatibility/2006" xmlns:o="urn:schemas-microsoft-com:office:office" xmlns:r="http://schemas.openxmlformats.org/officeDocument/2006/relationships" xmlns:m="http://schemas.openxmlformats.org/officeDocument/2006/math" xmlns:v="urn:schemas-microsoft-com:vml" xmlns:wp14="http://schemas.microsoft.com/office/word/2010/wordprocessingDrawing" xmlns:wp="http://schemas.openxmlformats.org/drawingml/2006/wordprocessingDrawing" xmlns:w10="urn:schemas-microsoft-com:office:word" xmlns:w="http://schemas.openxmlformats.org/wordprocessingml/2006/main" xmlns:w14="http://schemas.microsoft.com/office/word/2010/wordml" xmlns:w15="http://schemas.microsoft.com/office/word/2012/wordml" xmlns:w16se="http://schemas.microsoft.com/office/word/2015/wordml/symex" xmlns:wpg="http://schemas.microsoft.com/office/word/2010/wordprocessingGroup" xmlns:wpi="http://schemas.microsoft.com/office/word/2010/wordprocessingInk" xmlns:wne="http://schemas.microsoft.com/office/word/2006/wordml" xmlns:wps="http://schemas.microsoft.com/office/word/2010/wordprocessingShape" mc:Ignorable="w14 w15 w16se wp14">
   <w:p>
     <w:pPr>
-      <w:pStyle w:val="ab"/>
+      <w:pStyle w:val="Header"/>
       <w:ind w:firstLine="0"/>
       <w:jc w:val="center"/>
     </w:pPr>
@@ -2980,7 +2885,7 @@
   </w:p>
   <w:p>
     <w:pPr>
-      <w:pStyle w:val="ab"/>
+      <w:pStyle w:val="Header"/>
       <w:tabs>
         <w:tab w:val="clear" w:pos="4536"/>
         <w:tab w:val="left" w:pos="4545"/>
@@ -3004,7 +2909,7 @@
     </w:r>
     <w:r>
       <w:rPr>
-        <w:rStyle w:val="a7"/>
+        <w:rStyle w:val="Hyperlink"/>
         <w:i/>
         <w:iCs/>
         <w:sz w:val="18"/>
@@ -3014,17 +2919,17 @@
   </w:p>
   <w:p>
     <w:pPr>
-      <w:pStyle w:val="ab"/>
+      <w:pStyle w:val="Header"/>
     </w:pPr>
   </w:p>
 </w:hdr>
 </file>
 
 <file path=word/header4.xml><?xml version="1.0" encoding="utf-8"?>
-<w:hdr xmlns:wpc="http://schemas.microsoft.com/office/word/2010/wordprocessingCanvas" xmlns:mc="http://schemas.openxmlformats.org/markup-compatibility/2006" xmlns:o="urn:schemas-microsoft-com:office:office" xmlns:r="http://schemas.openxmlformats.org/officeDocument/2006/relationships" xmlns:m="http://schemas.openxmlformats.org/officeDocument/2006/math" xmlns:v="urn:schemas-microsoft-com:vml" xmlns:wp14="http://schemas.microsoft.com/office/word/2010/wordprocessingDrawing" xmlns:wp="http://schemas.openxmlformats.org/drawingml/2006/wordprocessingDrawing" xmlns:w10="urn:schemas-microsoft-com:office:word" xmlns:w="http://schemas.openxmlformats.org/wordprocessingml/2006/main" xmlns:w14="http://schemas.microsoft.com/office/word/2010/wordml" xmlns:wpg="http://schemas.microsoft.com/office/word/2010/wordprocessingGroup" xmlns:wpi="http://schemas.microsoft.com/office/word/2010/wordprocessingInk" xmlns:wne="http://schemas.microsoft.com/office/word/2006/wordml" xmlns:wps="http://schemas.microsoft.com/office/word/2010/wordprocessingShape" mc:Ignorable="w14 wp14">
+<w:hdr xmlns:wpc="http://schemas.microsoft.com/office/word/2010/wordprocessingCanvas" xmlns:cx="http://schemas.microsoft.com/office/drawing/2014/chartex" xmlns:mc="http://schemas.openxmlformats.org/markup-compatibility/2006" xmlns:o="urn:schemas-microsoft-com:office:office" xmlns:r="http://schemas.openxmlformats.org/officeDocument/2006/relationships" xmlns:m="http://schemas.openxmlformats.org/officeDocument/2006/math" xmlns:v="urn:schemas-microsoft-com:vml" xmlns:wp14="http://schemas.microsoft.com/office/word/2010/wordprocessingDrawing" xmlns:wp="http://schemas.openxmlformats.org/drawingml/2006/wordprocessingDrawing" xmlns:w10="urn:schemas-microsoft-com:office:word" xmlns:w="http://schemas.openxmlformats.org/wordprocessingml/2006/main" xmlns:w14="http://schemas.microsoft.com/office/word/2010/wordml" xmlns:w15="http://schemas.microsoft.com/office/word/2012/wordml" xmlns:w16se="http://schemas.microsoft.com/office/word/2015/wordml/symex" xmlns:wpg="http://schemas.microsoft.com/office/word/2010/wordprocessingGroup" xmlns:wpi="http://schemas.microsoft.com/office/word/2010/wordprocessingInk" xmlns:wne="http://schemas.microsoft.com/office/word/2006/wordml" xmlns:wps="http://schemas.microsoft.com/office/word/2010/wordprocessingShape" mc:Ignorable="w14 w15 w16se wp14">
   <w:p>
     <w:pPr>
-      <w:pStyle w:val="ab"/>
+      <w:pStyle w:val="Header"/>
       <w:ind w:firstLine="0"/>
       <w:jc w:val="center"/>
     </w:pPr>
@@ -3099,7 +3004,7 @@
   </w:p>
   <w:p>
     <w:pPr>
-      <w:pStyle w:val="ab"/>
+      <w:pStyle w:val="Header"/>
       <w:tabs>
         <w:tab w:val="clear" w:pos="4536"/>
         <w:tab w:val="left" w:pos="4545"/>
@@ -3123,7 +3028,7 @@
     </w:r>
     <w:r>
       <w:rPr>
-        <w:rStyle w:val="a7"/>
+        <w:rStyle w:val="Hyperlink"/>
         <w:i/>
         <w:iCs/>
         <w:sz w:val="18"/>
@@ -3135,10 +3040,10 @@
 </file>
 
 <file path=word/header5.xml><?xml version="1.0" encoding="utf-8"?>
-<w:hdr xmlns:wpc="http://schemas.microsoft.com/office/word/2010/wordprocessingCanvas" xmlns:mc="http://schemas.openxmlformats.org/markup-compatibility/2006" xmlns:o="urn:schemas-microsoft-com:office:office" xmlns:r="http://schemas.openxmlformats.org/officeDocument/2006/relationships" xmlns:m="http://schemas.openxmlformats.org/officeDocument/2006/math" xmlns:v="urn:schemas-microsoft-com:vml" xmlns:wp14="http://schemas.microsoft.com/office/word/2010/wordprocessingDrawing" xmlns:wp="http://schemas.openxmlformats.org/drawingml/2006/wordprocessingDrawing" xmlns:w10="urn:schemas-microsoft-com:office:word" xmlns:w="http://schemas.openxmlformats.org/wordprocessingml/2006/main" xmlns:w14="http://schemas.microsoft.com/office/word/2010/wordml" xmlns:wpg="http://schemas.microsoft.com/office/word/2010/wordprocessingGroup" xmlns:wpi="http://schemas.microsoft.com/office/word/2010/wordprocessingInk" xmlns:wne="http://schemas.microsoft.com/office/word/2006/wordml" xmlns:wps="http://schemas.microsoft.com/office/word/2010/wordprocessingShape" mc:Ignorable="w14 wp14">
+<w:hdr xmlns:wpc="http://schemas.microsoft.com/office/word/2010/wordprocessingCanvas" xmlns:cx="http://schemas.microsoft.com/office/drawing/2014/chartex" xmlns:mc="http://schemas.openxmlformats.org/markup-compatibility/2006" xmlns:o="urn:schemas-microsoft-com:office:office" xmlns:r="http://schemas.openxmlformats.org/officeDocument/2006/relationships" xmlns:m="http://schemas.openxmlformats.org/officeDocument/2006/math" xmlns:v="urn:schemas-microsoft-com:vml" xmlns:wp14="http://schemas.microsoft.com/office/word/2010/wordprocessingDrawing" xmlns:wp="http://schemas.openxmlformats.org/drawingml/2006/wordprocessingDrawing" xmlns:w10="urn:schemas-microsoft-com:office:word" xmlns:w="http://schemas.openxmlformats.org/wordprocessingml/2006/main" xmlns:w14="http://schemas.microsoft.com/office/word/2010/wordml" xmlns:w15="http://schemas.microsoft.com/office/word/2012/wordml" xmlns:w16se="http://schemas.microsoft.com/office/word/2015/wordml/symex" xmlns:wpg="http://schemas.microsoft.com/office/word/2010/wordprocessingGroup" xmlns:wpi="http://schemas.microsoft.com/office/word/2010/wordprocessingInk" xmlns:wne="http://schemas.microsoft.com/office/word/2006/wordml" xmlns:wps="http://schemas.microsoft.com/office/word/2010/wordprocessingShape" mc:Ignorable="w14 w15 w16se wp14">
   <w:p>
     <w:pPr>
-      <w:pStyle w:val="ab"/>
+      <w:pStyle w:val="Header"/>
       <w:ind w:firstLine="0"/>
       <w:jc w:val="center"/>
     </w:pPr>
@@ -3213,7 +3118,7 @@
   </w:p>
   <w:p>
     <w:pPr>
-      <w:pStyle w:val="ab"/>
+      <w:pStyle w:val="Header"/>
       <w:tabs>
         <w:tab w:val="clear" w:pos="4536"/>
         <w:tab w:val="left" w:pos="4545"/>
@@ -3237,7 +3142,7 @@
     </w:r>
     <w:r>
       <w:rPr>
-        <w:rStyle w:val="a7"/>
+        <w:rStyle w:val="Hyperlink"/>
         <w:i/>
         <w:iCs/>
         <w:sz w:val="18"/>
@@ -3247,17 +3152,17 @@
   </w:p>
   <w:p>
     <w:pPr>
-      <w:pStyle w:val="ab"/>
+      <w:pStyle w:val="Header"/>
     </w:pPr>
   </w:p>
 </w:hdr>
 </file>
 
 <file path=word/header6.xml><?xml version="1.0" encoding="utf-8"?>
-<w:hdr xmlns:wpc="http://schemas.microsoft.com/office/word/2010/wordprocessingCanvas" xmlns:mc="http://schemas.openxmlformats.org/markup-compatibility/2006" xmlns:o="urn:schemas-microsoft-com:office:office" xmlns:r="http://schemas.openxmlformats.org/officeDocument/2006/relationships" xmlns:m="http://schemas.openxmlformats.org/officeDocument/2006/math" xmlns:v="urn:schemas-microsoft-com:vml" xmlns:wp14="http://schemas.microsoft.com/office/word/2010/wordprocessingDrawing" xmlns:wp="http://schemas.openxmlformats.org/drawingml/2006/wordprocessingDrawing" xmlns:w10="urn:schemas-microsoft-com:office:word" xmlns:w="http://schemas.openxmlformats.org/wordprocessingml/2006/main" xmlns:w14="http://schemas.microsoft.com/office/word/2010/wordml" xmlns:wpg="http://schemas.microsoft.com/office/word/2010/wordprocessingGroup" xmlns:wpi="http://schemas.microsoft.com/office/word/2010/wordprocessingInk" xmlns:wne="http://schemas.microsoft.com/office/word/2006/wordml" xmlns:wps="http://schemas.microsoft.com/office/word/2010/wordprocessingShape" mc:Ignorable="w14 wp14">
+<w:hdr xmlns:wpc="http://schemas.microsoft.com/office/word/2010/wordprocessingCanvas" xmlns:cx="http://schemas.microsoft.com/office/drawing/2014/chartex" xmlns:mc="http://schemas.openxmlformats.org/markup-compatibility/2006" xmlns:o="urn:schemas-microsoft-com:office:office" xmlns:r="http://schemas.openxmlformats.org/officeDocument/2006/relationships" xmlns:m="http://schemas.openxmlformats.org/officeDocument/2006/math" xmlns:v="urn:schemas-microsoft-com:vml" xmlns:wp14="http://schemas.microsoft.com/office/word/2010/wordprocessingDrawing" xmlns:wp="http://schemas.openxmlformats.org/drawingml/2006/wordprocessingDrawing" xmlns:w10="urn:schemas-microsoft-com:office:word" xmlns:w="http://schemas.openxmlformats.org/wordprocessingml/2006/main" xmlns:w14="http://schemas.microsoft.com/office/word/2010/wordml" xmlns:w15="http://schemas.microsoft.com/office/word/2012/wordml" xmlns:w16se="http://schemas.microsoft.com/office/word/2015/wordml/symex" xmlns:wpg="http://schemas.microsoft.com/office/word/2010/wordprocessingGroup" xmlns:wpi="http://schemas.microsoft.com/office/word/2010/wordprocessingInk" xmlns:wne="http://schemas.microsoft.com/office/word/2006/wordml" xmlns:wps="http://schemas.microsoft.com/office/word/2010/wordprocessingShape" mc:Ignorable="w14 w15 w16se wp14">
   <w:p>
     <w:pPr>
-      <w:pStyle w:val="ab"/>
+      <w:pStyle w:val="Header"/>
       <w:ind w:firstLine="0"/>
       <w:jc w:val="center"/>
     </w:pPr>
@@ -3332,7 +3237,7 @@
   </w:p>
   <w:p>
     <w:pPr>
-      <w:pStyle w:val="ab"/>
+      <w:pStyle w:val="Header"/>
       <w:tabs>
         <w:tab w:val="clear" w:pos="4536"/>
         <w:tab w:val="left" w:pos="4545"/>
@@ -3356,7 +3261,7 @@
     </w:r>
     <w:r>
       <w:rPr>
-        <w:rStyle w:val="a7"/>
+        <w:rStyle w:val="Hyperlink"/>
         <w:i/>
         <w:iCs/>
         <w:sz w:val="18"/>
@@ -3368,8 +3273,8 @@
 </file>
 
 <file path=word/numbering.xml><?xml version="1.0" encoding="utf-8"?>
-<w:numbering xmlns:wpc="http://schemas.microsoft.com/office/word/2010/wordprocessingCanvas" xmlns:mc="http://schemas.openxmlformats.org/markup-compatibility/2006" xmlns:o="urn:schemas-microsoft-com:office:office" xmlns:r="http://schemas.openxmlformats.org/officeDocument/2006/relationships" xmlns:m="http://schemas.openxmlformats.org/officeDocument/2006/math" xmlns:v="urn:schemas-microsoft-com:vml" xmlns:wp14="http://schemas.microsoft.com/office/word/2010/wordprocessingDrawing" xmlns:wp="http://schemas.openxmlformats.org/drawingml/2006/wordprocessingDrawing" xmlns:w10="urn:schemas-microsoft-com:office:word" xmlns:w="http://schemas.openxmlformats.org/wordprocessingml/2006/main" xmlns:w14="http://schemas.microsoft.com/office/word/2010/wordml" xmlns:wpg="http://schemas.microsoft.com/office/word/2010/wordprocessingGroup" xmlns:wpi="http://schemas.microsoft.com/office/word/2010/wordprocessingInk" xmlns:wne="http://schemas.microsoft.com/office/word/2006/wordml" xmlns:wps="http://schemas.microsoft.com/office/word/2010/wordprocessingShape" mc:Ignorable="w14 wp14">
-  <w:abstractNum w:abstractNumId="0">
+<w:numbering xmlns:wpc="http://schemas.microsoft.com/office/word/2010/wordprocessingCanvas" xmlns:cx="http://schemas.microsoft.com/office/drawing/2014/chartex" xmlns:mc="http://schemas.openxmlformats.org/markup-compatibility/2006" xmlns:o="urn:schemas-microsoft-com:office:office" xmlns:r="http://schemas.openxmlformats.org/officeDocument/2006/relationships" xmlns:m="http://schemas.openxmlformats.org/officeDocument/2006/math" xmlns:v="urn:schemas-microsoft-com:vml" xmlns:wp14="http://schemas.microsoft.com/office/word/2010/wordprocessingDrawing" xmlns:wp="http://schemas.openxmlformats.org/drawingml/2006/wordprocessingDrawing" xmlns:w10="urn:schemas-microsoft-com:office:word" xmlns:w="http://schemas.openxmlformats.org/wordprocessingml/2006/main" xmlns:w14="http://schemas.microsoft.com/office/word/2010/wordml" xmlns:w15="http://schemas.microsoft.com/office/word/2012/wordml" xmlns:w16se="http://schemas.microsoft.com/office/word/2015/wordml/symex" xmlns:wpg="http://schemas.microsoft.com/office/word/2010/wordprocessingGroup" xmlns:wpi="http://schemas.microsoft.com/office/word/2010/wordprocessingInk" xmlns:wne="http://schemas.microsoft.com/office/word/2006/wordml" xmlns:wps="http://schemas.microsoft.com/office/word/2010/wordprocessingShape" mc:Ignorable="w14 w15 w16se wp14">
+  <w:abstractNum w:abstractNumId="0" w15:restartNumberingAfterBreak="0">
     <w:nsid w:val="0A4534D0"/>
     <w:multiLevelType w:val="multilevel"/>
     <w:tmpl w:val="26062434"/>
@@ -3490,7 +3395,7 @@
       </w:pPr>
     </w:lvl>
   </w:abstractNum>
-  <w:abstractNum w:abstractNumId="1">
+  <w:abstractNum w:abstractNumId="1" w15:restartNumberingAfterBreak="0">
     <w:nsid w:val="1A16626C"/>
     <w:multiLevelType w:val="hybridMultilevel"/>
     <w:tmpl w:val="83D0566A"/>
@@ -3602,7 +3507,7 @@
       </w:rPr>
     </w:lvl>
   </w:abstractNum>
-  <w:abstractNum w:abstractNumId="2">
+  <w:abstractNum w:abstractNumId="2" w15:restartNumberingAfterBreak="0">
     <w:nsid w:val="2BC4320D"/>
     <w:multiLevelType w:val="multilevel"/>
     <w:tmpl w:val="E0E662F4"/>
@@ -3688,7 +3593,7 @@
       </w:pPr>
     </w:lvl>
   </w:abstractNum>
-  <w:abstractNum w:abstractNumId="3">
+  <w:abstractNum w:abstractNumId="3" w15:restartNumberingAfterBreak="0">
     <w:nsid w:val="2D974780"/>
     <w:multiLevelType w:val="hybridMultilevel"/>
     <w:tmpl w:val="6606490C"/>
@@ -3801,7 +3706,7 @@
       </w:rPr>
     </w:lvl>
   </w:abstractNum>
-  <w:abstractNum w:abstractNumId="4">
+  <w:abstractNum w:abstractNumId="4" w15:restartNumberingAfterBreak="0">
     <w:nsid w:val="326E5BF8"/>
     <w:multiLevelType w:val="hybridMultilevel"/>
     <w:tmpl w:val="2A6A919A"/>
@@ -3914,7 +3819,7 @@
       </w:rPr>
     </w:lvl>
   </w:abstractNum>
-  <w:abstractNum w:abstractNumId="5">
+  <w:abstractNum w:abstractNumId="5" w15:restartNumberingAfterBreak="0">
     <w:nsid w:val="32E36AE3"/>
     <w:multiLevelType w:val="hybridMultilevel"/>
     <w:tmpl w:val="BDAE4C84"/>
@@ -4027,7 +3932,7 @@
       </w:rPr>
     </w:lvl>
   </w:abstractNum>
-  <w:abstractNum w:abstractNumId="6">
+  <w:abstractNum w:abstractNumId="6" w15:restartNumberingAfterBreak="0">
     <w:nsid w:val="4B81624E"/>
     <w:multiLevelType w:val="multilevel"/>
     <w:tmpl w:val="385C7408"/>
@@ -4114,7 +4019,7 @@
       </w:pPr>
     </w:lvl>
   </w:abstractNum>
-  <w:abstractNum w:abstractNumId="7">
+  <w:abstractNum w:abstractNumId="7" w15:restartNumberingAfterBreak="0">
     <w:nsid w:val="5B77284C"/>
     <w:multiLevelType w:val="hybridMultilevel"/>
     <w:tmpl w:val="B170AB8C"/>
@@ -4231,7 +4136,7 @@
       </w:rPr>
     </w:lvl>
   </w:abstractNum>
-  <w:abstractNum w:abstractNumId="8">
+  <w:abstractNum w:abstractNumId="8" w15:restartNumberingAfterBreak="0">
     <w:nsid w:val="65CC0DDB"/>
     <w:multiLevelType w:val="multilevel"/>
     <w:tmpl w:val="0402001F"/>
@@ -4317,7 +4222,7 @@
       </w:pPr>
     </w:lvl>
   </w:abstractNum>
-  <w:abstractNum w:abstractNumId="9">
+  <w:abstractNum w:abstractNumId="9" w15:restartNumberingAfterBreak="0">
     <w:nsid w:val="687C238E"/>
     <w:multiLevelType w:val="multilevel"/>
     <w:tmpl w:val="5ACE1FA0"/>
@@ -4444,7 +4349,7 @@
       </w:rPr>
     </w:lvl>
   </w:abstractNum>
-  <w:abstractNum w:abstractNumId="10">
+  <w:abstractNum w:abstractNumId="10" w15:restartNumberingAfterBreak="0">
     <w:nsid w:val="7382246D"/>
     <w:multiLevelType w:val="hybridMultilevel"/>
     <w:tmpl w:val="2C6461D8"/>
@@ -4557,7 +4462,7 @@
       </w:rPr>
     </w:lvl>
   </w:abstractNum>
-  <w:abstractNum w:abstractNumId="11">
+  <w:abstractNum w:abstractNumId="11" w15:restartNumberingAfterBreak="0">
     <w:nsid w:val="7C325114"/>
     <w:multiLevelType w:val="multilevel"/>
     <w:tmpl w:val="0402001D"/>
@@ -4643,14 +4548,14 @@
       </w:pPr>
     </w:lvl>
   </w:abstractNum>
-  <w:abstractNum w:abstractNumId="12">
+  <w:abstractNum w:abstractNumId="12" w15:restartNumberingAfterBreak="0">
     <w:nsid w:val="7CED68EB"/>
     <w:multiLevelType w:val="hybridMultilevel"/>
     <w:tmpl w:val="0E7E49A4"/>
     <w:lvl w:ilvl="0" w:tplc="010EADEA">
       <w:start w:val="1"/>
       <w:numFmt w:val="decimal"/>
-      <w:pStyle w:val="a2"/>
+      <w:pStyle w:val="ListParagraph"/>
       <w:lvlText w:val="%1."/>
       <w:lvlJc w:val="left"/>
       <w:pPr>
@@ -4773,7 +4678,7 @@
 </file>
 
 <file path=word/styles.xml><?xml version="1.0" encoding="utf-8"?>
-<w:styles xmlns:mc="http://schemas.openxmlformats.org/markup-compatibility/2006" xmlns:r="http://schemas.openxmlformats.org/officeDocument/2006/relationships" xmlns:w="http://schemas.openxmlformats.org/wordprocessingml/2006/main" xmlns:w14="http://schemas.microsoft.com/office/word/2010/wordml" mc:Ignorable="w14">
+<w:styles xmlns:mc="http://schemas.openxmlformats.org/markup-compatibility/2006" xmlns:r="http://schemas.openxmlformats.org/officeDocument/2006/relationships" xmlns:w="http://schemas.openxmlformats.org/wordprocessingml/2006/main" xmlns:w14="http://schemas.microsoft.com/office/word/2010/wordml" xmlns:w15="http://schemas.microsoft.com/office/word/2012/wordml" xmlns:w16se="http://schemas.microsoft.com/office/word/2015/wordml/symex" mc:Ignorable="w14 w15 w16se">
   <w:docDefaults>
     <w:rPrDefault>
       <w:rPr>
@@ -4789,147 +4694,380 @@
       </w:pPr>
     </w:pPrDefault>
   </w:docDefaults>
-  <w:latentStyles w:defLockedState="0" w:defUIPriority="99" w:defSemiHidden="1" w:defUnhideWhenUsed="1" w:defQFormat="0" w:count="267">
-    <w:lsdException w:name="Normal" w:semiHidden="0" w:uiPriority="0" w:unhideWhenUsed="0" w:qFormat="1"/>
-    <w:lsdException w:name="heading 1" w:semiHidden="0" w:uiPriority="9" w:unhideWhenUsed="0" w:qFormat="1"/>
-    <w:lsdException w:name="heading 2" w:uiPriority="1" w:qFormat="1"/>
-    <w:lsdException w:name="heading 3" w:uiPriority="9" w:qFormat="1"/>
-    <w:lsdException w:name="heading 4" w:uiPriority="9" w:qFormat="1"/>
-    <w:lsdException w:name="heading 5" w:uiPriority="9" w:qFormat="1"/>
-    <w:lsdException w:name="heading 6" w:uiPriority="9" w:qFormat="1"/>
-    <w:lsdException w:name="heading 7" w:uiPriority="9" w:qFormat="1"/>
-    <w:lsdException w:name="heading 8" w:uiPriority="9" w:qFormat="1"/>
-    <w:lsdException w:name="heading 9" w:uiPriority="9" w:qFormat="1"/>
-    <w:lsdException w:name="toc 1" w:uiPriority="39"/>
-    <w:lsdException w:name="toc 2" w:uiPriority="39"/>
-    <w:lsdException w:name="toc 3" w:uiPriority="39"/>
-    <w:lsdException w:name="toc 4" w:uiPriority="39"/>
-    <w:lsdException w:name="toc 5" w:uiPriority="39"/>
-    <w:lsdException w:name="toc 6" w:uiPriority="39"/>
-    <w:lsdException w:name="toc 7" w:uiPriority="39"/>
-    <w:lsdException w:name="toc 8" w:uiPriority="39"/>
-    <w:lsdException w:name="toc 9" w:uiPriority="39"/>
-    <w:lsdException w:name="caption" w:uiPriority="35" w:qFormat="1"/>
-    <w:lsdException w:name="Title" w:semiHidden="0" w:uiPriority="10" w:unhideWhenUsed="0" w:qFormat="1"/>
-    <w:lsdException w:name="Default Paragraph Font" w:uiPriority="1"/>
-    <w:lsdException w:name="Body Text" w:uiPriority="1" w:qFormat="1"/>
-    <w:lsdException w:name="Subtitle" w:semiHidden="0" w:uiPriority="11" w:unhideWhenUsed="0" w:qFormat="1"/>
-    <w:lsdException w:name="Strong" w:semiHidden="0" w:uiPriority="22" w:unhideWhenUsed="0" w:qFormat="1"/>
-    <w:lsdException w:name="Emphasis" w:semiHidden="0" w:uiPriority="20" w:unhideWhenUsed="0" w:qFormat="1"/>
-    <w:lsdException w:name="Table Grid" w:semiHidden="0" w:uiPriority="59" w:unhideWhenUsed="0"/>
-    <w:lsdException w:name="Placeholder Text" w:unhideWhenUsed="0"/>
-    <w:lsdException w:name="No Spacing" w:semiHidden="0" w:uiPriority="1" w:unhideWhenUsed="0" w:qFormat="1"/>
-    <w:lsdException w:name="Light Shading" w:semiHidden="0" w:uiPriority="60" w:unhideWhenUsed="0"/>
-    <w:lsdException w:name="Light List" w:semiHidden="0" w:uiPriority="61" w:unhideWhenUsed="0"/>
-    <w:lsdException w:name="Light Grid" w:semiHidden="0" w:uiPriority="62" w:unhideWhenUsed="0"/>
-    <w:lsdException w:name="Medium Shading 1" w:semiHidden="0" w:uiPriority="63" w:unhideWhenUsed="0"/>
-    <w:lsdException w:name="Medium Shading 2" w:semiHidden="0" w:uiPriority="64" w:unhideWhenUsed="0"/>
-    <w:lsdException w:name="Medium List 1" w:semiHidden="0" w:uiPriority="65" w:unhideWhenUsed="0"/>
-    <w:lsdException w:name="Medium List 2" w:semiHidden="0" w:uiPriority="66" w:unhideWhenUsed="0"/>
-    <w:lsdException w:name="Medium Grid 1" w:semiHidden="0" w:uiPriority="67" w:unhideWhenUsed="0"/>
-    <w:lsdException w:name="Medium Grid 2" w:semiHidden="0" w:uiPriority="68" w:unhideWhenUsed="0"/>
-    <w:lsdException w:name="Medium Grid 3" w:semiHidden="0" w:uiPriority="69" w:unhideWhenUsed="0"/>
-    <w:lsdException w:name="Dark List" w:semiHidden="0" w:uiPriority="70" w:unhideWhenUsed="0"/>
-    <w:lsdException w:name="Colorful Shading" w:semiHidden="0" w:uiPriority="71" w:unhideWhenUsed="0"/>
-    <w:lsdException w:name="Colorful List" w:semiHidden="0" w:uiPriority="72" w:unhideWhenUsed="0"/>
-    <w:lsdException w:name="Colorful Grid" w:semiHidden="0" w:uiPriority="73" w:unhideWhenUsed="0"/>
-    <w:lsdException w:name="Light Shading Accent 1" w:semiHidden="0" w:uiPriority="60" w:unhideWhenUsed="0"/>
-    <w:lsdException w:name="Light List Accent 1" w:semiHidden="0" w:uiPriority="61" w:unhideWhenUsed="0"/>
-    <w:lsdException w:name="Light Grid Accent 1" w:semiHidden="0" w:uiPriority="62" w:unhideWhenUsed="0"/>
-    <w:lsdException w:name="Medium Shading 1 Accent 1" w:semiHidden="0" w:uiPriority="63" w:unhideWhenUsed="0"/>
-    <w:lsdException w:name="Medium Shading 2 Accent 1" w:semiHidden="0" w:uiPriority="64" w:unhideWhenUsed="0"/>
-    <w:lsdException w:name="Medium List 1 Accent 1" w:semiHidden="0" w:uiPriority="65" w:unhideWhenUsed="0"/>
-    <w:lsdException w:name="Revision" w:unhideWhenUsed="0"/>
-    <w:lsdException w:name="List Paragraph" w:semiHidden="0" w:uiPriority="1" w:unhideWhenUsed="0" w:qFormat="1"/>
-    <w:lsdException w:name="Quote" w:semiHidden="0" w:uiPriority="29" w:unhideWhenUsed="0" w:qFormat="1"/>
-    <w:lsdException w:name="Intense Quote" w:semiHidden="0" w:uiPriority="30" w:unhideWhenUsed="0" w:qFormat="1"/>
-    <w:lsdException w:name="Medium List 2 Accent 1" w:semiHidden="0" w:uiPriority="66" w:unhideWhenUsed="0"/>
-    <w:lsdException w:name="Medium Grid 1 Accent 1" w:semiHidden="0" w:uiPriority="67" w:unhideWhenUsed="0"/>
-    <w:lsdException w:name="Medium Grid 2 Accent 1" w:semiHidden="0" w:uiPriority="68" w:unhideWhenUsed="0"/>
-    <w:lsdException w:name="Medium Grid 3 Accent 1" w:semiHidden="0" w:uiPriority="69" w:unhideWhenUsed="0"/>
-    <w:lsdException w:name="Dark List Accent 1" w:semiHidden="0" w:uiPriority="70" w:unhideWhenUsed="0"/>
-    <w:lsdException w:name="Colorful Shading Accent 1" w:semiHidden="0" w:uiPriority="71" w:unhideWhenUsed="0"/>
-    <w:lsdException w:name="Colorful List Accent 1" w:semiHidden="0" w:uiPriority="72" w:unhideWhenUsed="0"/>
-    <w:lsdException w:name="Colorful Grid Accent 1" w:semiHidden="0" w:uiPriority="73" w:unhideWhenUsed="0"/>
-    <w:lsdException w:name="Light Shading Accent 2" w:semiHidden="0" w:uiPriority="60" w:unhideWhenUsed="0"/>
-    <w:lsdException w:name="Light List Accent 2" w:semiHidden="0" w:uiPriority="61" w:unhideWhenUsed="0"/>
-    <w:lsdException w:name="Light Grid Accent 2" w:semiHidden="0" w:uiPriority="62" w:unhideWhenUsed="0"/>
-    <w:lsdException w:name="Medium Shading 1 Accent 2" w:semiHidden="0" w:uiPriority="63" w:unhideWhenUsed="0"/>
-    <w:lsdException w:name="Medium Shading 2 Accent 2" w:semiHidden="0" w:uiPriority="64" w:unhideWhenUsed="0"/>
-    <w:lsdException w:name="Medium List 1 Accent 2" w:semiHidden="0" w:uiPriority="65" w:unhideWhenUsed="0"/>
-    <w:lsdException w:name="Medium List 2 Accent 2" w:semiHidden="0" w:uiPriority="66" w:unhideWhenUsed="0"/>
-    <w:lsdException w:name="Medium Grid 1 Accent 2" w:semiHidden="0" w:uiPriority="67" w:unhideWhenUsed="0"/>
-    <w:lsdException w:name="Medium Grid 2 Accent 2" w:semiHidden="0" w:uiPriority="68" w:unhideWhenUsed="0"/>
-    <w:lsdException w:name="Medium Grid 3 Accent 2" w:semiHidden="0" w:uiPriority="69" w:unhideWhenUsed="0"/>
-    <w:lsdException w:name="Dark List Accent 2" w:semiHidden="0" w:uiPriority="70" w:unhideWhenUsed="0"/>
-    <w:lsdException w:name="Colorful Shading Accent 2" w:semiHidden="0" w:uiPriority="71" w:unhideWhenUsed="0"/>
-    <w:lsdException w:name="Colorful List Accent 2" w:semiHidden="0" w:uiPriority="72" w:unhideWhenUsed="0"/>
-    <w:lsdException w:name="Colorful Grid Accent 2" w:semiHidden="0" w:uiPriority="73" w:unhideWhenUsed="0"/>
-    <w:lsdException w:name="Light Shading Accent 3" w:semiHidden="0" w:uiPriority="60" w:unhideWhenUsed="0"/>
-    <w:lsdException w:name="Light List Accent 3" w:semiHidden="0" w:uiPriority="61" w:unhideWhenUsed="0"/>
-    <w:lsdException w:name="Light Grid Accent 3" w:semiHidden="0" w:uiPriority="62" w:unhideWhenUsed="0"/>
-    <w:lsdException w:name="Medium Shading 1 Accent 3" w:semiHidden="0" w:uiPriority="63" w:unhideWhenUsed="0"/>
-    <w:lsdException w:name="Medium Shading 2 Accent 3" w:semiHidden="0" w:uiPriority="64" w:unhideWhenUsed="0"/>
-    <w:lsdException w:name="Medium List 1 Accent 3" w:semiHidden="0" w:uiPriority="65" w:unhideWhenUsed="0"/>
-    <w:lsdException w:name="Medium List 2 Accent 3" w:semiHidden="0" w:uiPriority="66" w:unhideWhenUsed="0"/>
-    <w:lsdException w:name="Medium Grid 1 Accent 3" w:semiHidden="0" w:uiPriority="67" w:unhideWhenUsed="0"/>
-    <w:lsdException w:name="Medium Grid 2 Accent 3" w:semiHidden="0" w:uiPriority="68" w:unhideWhenUsed="0"/>
-    <w:lsdException w:name="Medium Grid 3 Accent 3" w:semiHidden="0" w:uiPriority="69" w:unhideWhenUsed="0"/>
-    <w:lsdException w:name="Dark List Accent 3" w:semiHidden="0" w:uiPriority="70" w:unhideWhenUsed="0"/>
-    <w:lsdException w:name="Colorful Shading Accent 3" w:semiHidden="0" w:uiPriority="71" w:unhideWhenUsed="0"/>
-    <w:lsdException w:name="Colorful List Accent 3" w:semiHidden="0" w:uiPriority="72" w:unhideWhenUsed="0"/>
-    <w:lsdException w:name="Colorful Grid Accent 3" w:semiHidden="0" w:uiPriority="73" w:unhideWhenUsed="0"/>
-    <w:lsdException w:name="Light Shading Accent 4" w:semiHidden="0" w:uiPriority="60" w:unhideWhenUsed="0"/>
-    <w:lsdException w:name="Light List Accent 4" w:semiHidden="0" w:uiPriority="61" w:unhideWhenUsed="0"/>
-    <w:lsdException w:name="Light Grid Accent 4" w:semiHidden="0" w:uiPriority="62" w:unhideWhenUsed="0"/>
-    <w:lsdException w:name="Medium Shading 1 Accent 4" w:semiHidden="0" w:uiPriority="63" w:unhideWhenUsed="0"/>
-    <w:lsdException w:name="Medium Shading 2 Accent 4" w:semiHidden="0" w:uiPriority="64" w:unhideWhenUsed="0"/>
-    <w:lsdException w:name="Medium List 1 Accent 4" w:semiHidden="0" w:uiPriority="65" w:unhideWhenUsed="0"/>
-    <w:lsdException w:name="Medium List 2 Accent 4" w:semiHidden="0" w:uiPriority="66" w:unhideWhenUsed="0"/>
-    <w:lsdException w:name="Medium Grid 1 Accent 4" w:semiHidden="0" w:uiPriority="67" w:unhideWhenUsed="0"/>
-    <w:lsdException w:name="Medium Grid 2 Accent 4" w:semiHidden="0" w:uiPriority="68" w:unhideWhenUsed="0"/>
-    <w:lsdException w:name="Medium Grid 3 Accent 4" w:semiHidden="0" w:uiPriority="69" w:unhideWhenUsed="0"/>
-    <w:lsdException w:name="Dark List Accent 4" w:semiHidden="0" w:uiPriority="70" w:unhideWhenUsed="0"/>
-    <w:lsdException w:name="Colorful Shading Accent 4" w:semiHidden="0" w:uiPriority="71" w:unhideWhenUsed="0"/>
-    <w:lsdException w:name="Colorful List Accent 4" w:semiHidden="0" w:uiPriority="72" w:unhideWhenUsed="0"/>
-    <w:lsdException w:name="Colorful Grid Accent 4" w:semiHidden="0" w:uiPriority="73" w:unhideWhenUsed="0"/>
-    <w:lsdException w:name="Light Shading Accent 5" w:semiHidden="0" w:uiPriority="60" w:unhideWhenUsed="0"/>
-    <w:lsdException w:name="Light List Accent 5" w:semiHidden="0" w:uiPriority="61" w:unhideWhenUsed="0"/>
-    <w:lsdException w:name="Light Grid Accent 5" w:semiHidden="0" w:uiPriority="62" w:unhideWhenUsed="0"/>
-    <w:lsdException w:name="Medium Shading 1 Accent 5" w:semiHidden="0" w:uiPriority="63" w:unhideWhenUsed="0"/>
-    <w:lsdException w:name="Medium Shading 2 Accent 5" w:semiHidden="0" w:uiPriority="64" w:unhideWhenUsed="0"/>
-    <w:lsdException w:name="Medium List 1 Accent 5" w:semiHidden="0" w:uiPriority="65" w:unhideWhenUsed="0"/>
-    <w:lsdException w:name="Medium List 2 Accent 5" w:semiHidden="0" w:uiPriority="66" w:unhideWhenUsed="0"/>
-    <w:lsdException w:name="Medium Grid 1 Accent 5" w:semiHidden="0" w:uiPriority="67" w:unhideWhenUsed="0"/>
-    <w:lsdException w:name="Medium Grid 2 Accent 5" w:semiHidden="0" w:uiPriority="68" w:unhideWhenUsed="0"/>
-    <w:lsdException w:name="Medium Grid 3 Accent 5" w:semiHidden="0" w:uiPriority="69" w:unhideWhenUsed="0"/>
-    <w:lsdException w:name="Dark List Accent 5" w:semiHidden="0" w:uiPriority="70" w:unhideWhenUsed="0"/>
-    <w:lsdException w:name="Colorful Shading Accent 5" w:semiHidden="0" w:uiPriority="71" w:unhideWhenUsed="0"/>
-    <w:lsdException w:name="Colorful List Accent 5" w:semiHidden="0" w:uiPriority="72" w:unhideWhenUsed="0"/>
-    <w:lsdException w:name="Colorful Grid Accent 5" w:semiHidden="0" w:uiPriority="73" w:unhideWhenUsed="0"/>
-    <w:lsdException w:name="Light Shading Accent 6" w:semiHidden="0" w:uiPriority="60" w:unhideWhenUsed="0"/>
-    <w:lsdException w:name="Light List Accent 6" w:semiHidden="0" w:uiPriority="61" w:unhideWhenUsed="0"/>
-    <w:lsdException w:name="Light Grid Accent 6" w:semiHidden="0" w:uiPriority="62" w:unhideWhenUsed="0"/>
-    <w:lsdException w:name="Medium Shading 1 Accent 6" w:semiHidden="0" w:uiPriority="63" w:unhideWhenUsed="0"/>
-    <w:lsdException w:name="Medium Shading 2 Accent 6" w:semiHidden="0" w:uiPriority="64" w:unhideWhenUsed="0"/>
-    <w:lsdException w:name="Medium List 1 Accent 6" w:semiHidden="0" w:uiPriority="65" w:unhideWhenUsed="0"/>
-    <w:lsdException w:name="Medium List 2 Accent 6" w:semiHidden="0" w:uiPriority="66" w:unhideWhenUsed="0"/>
-    <w:lsdException w:name="Medium Grid 1 Accent 6" w:semiHidden="0" w:uiPriority="67" w:unhideWhenUsed="0"/>
-    <w:lsdException w:name="Medium Grid 2 Accent 6" w:semiHidden="0" w:uiPriority="68" w:unhideWhenUsed="0"/>
-    <w:lsdException w:name="Medium Grid 3 Accent 6" w:semiHidden="0" w:uiPriority="69" w:unhideWhenUsed="0"/>
-    <w:lsdException w:name="Dark List Accent 6" w:semiHidden="0" w:uiPriority="70" w:unhideWhenUsed="0"/>
-    <w:lsdException w:name="Colorful Shading Accent 6" w:semiHidden="0" w:uiPriority="71" w:unhideWhenUsed="0"/>
-    <w:lsdException w:name="Colorful List Accent 6" w:semiHidden="0" w:uiPriority="72" w:unhideWhenUsed="0"/>
-    <w:lsdException w:name="Colorful Grid Accent 6" w:semiHidden="0" w:uiPriority="73" w:unhideWhenUsed="0"/>
-    <w:lsdException w:name="Subtle Emphasis" w:semiHidden="0" w:uiPriority="19" w:unhideWhenUsed="0" w:qFormat="1"/>
-    <w:lsdException w:name="Intense Emphasis" w:semiHidden="0" w:uiPriority="21" w:unhideWhenUsed="0" w:qFormat="1"/>
-    <w:lsdException w:name="Subtle Reference" w:semiHidden="0" w:uiPriority="31" w:unhideWhenUsed="0" w:qFormat="1"/>
-    <w:lsdException w:name="Intense Reference" w:semiHidden="0" w:uiPriority="32" w:unhideWhenUsed="0" w:qFormat="1"/>
-    <w:lsdException w:name="Book Title" w:semiHidden="0" w:uiPriority="33" w:unhideWhenUsed="0" w:qFormat="1"/>
-    <w:lsdException w:name="Bibliography" w:uiPriority="37"/>
-    <w:lsdException w:name="TOC Heading" w:uiPriority="39" w:qFormat="1"/>
+  <w:latentStyles w:defLockedState="0" w:defUIPriority="99" w:defSemiHidden="0" w:defUnhideWhenUsed="0" w:defQFormat="0" w:count="371">
+    <w:lsdException w:name="Normal" w:uiPriority="0" w:qFormat="1"/>
+    <w:lsdException w:name="heading 1" w:uiPriority="9" w:qFormat="1"/>
+    <w:lsdException w:name="heading 2" w:semiHidden="1" w:uiPriority="1" w:unhideWhenUsed="1" w:qFormat="1"/>
+    <w:lsdException w:name="heading 3" w:semiHidden="1" w:uiPriority="9" w:unhideWhenUsed="1" w:qFormat="1"/>
+    <w:lsdException w:name="heading 4" w:semiHidden="1" w:uiPriority="9" w:unhideWhenUsed="1" w:qFormat="1"/>
+    <w:lsdException w:name="heading 5" w:semiHidden="1" w:uiPriority="9" w:unhideWhenUsed="1" w:qFormat="1"/>
+    <w:lsdException w:name="heading 6" w:semiHidden="1" w:uiPriority="9" w:unhideWhenUsed="1" w:qFormat="1"/>
+    <w:lsdException w:name="heading 7" w:semiHidden="1" w:uiPriority="9" w:unhideWhenUsed="1" w:qFormat="1"/>
+    <w:lsdException w:name="heading 8" w:semiHidden="1" w:uiPriority="9" w:unhideWhenUsed="1" w:qFormat="1"/>
+    <w:lsdException w:name="heading 9" w:semiHidden="1" w:uiPriority="9" w:unhideWhenUsed="1" w:qFormat="1"/>
+    <w:lsdException w:name="index 1" w:semiHidden="1" w:unhideWhenUsed="1"/>
+    <w:lsdException w:name="index 2" w:semiHidden="1" w:unhideWhenUsed="1"/>
+    <w:lsdException w:name="index 3" w:semiHidden="1" w:unhideWhenUsed="1"/>
+    <w:lsdException w:name="index 4" w:semiHidden="1" w:unhideWhenUsed="1"/>
+    <w:lsdException w:name="index 5" w:semiHidden="1" w:unhideWhenUsed="1"/>
+    <w:lsdException w:name="index 6" w:semiHidden="1" w:unhideWhenUsed="1"/>
+    <w:lsdException w:name="index 7" w:semiHidden="1" w:unhideWhenUsed="1"/>
+    <w:lsdException w:name="index 8" w:semiHidden="1" w:unhideWhenUsed="1"/>
+    <w:lsdException w:name="index 9" w:semiHidden="1" w:unhideWhenUsed="1"/>
+    <w:lsdException w:name="toc 1" w:semiHidden="1" w:uiPriority="39" w:unhideWhenUsed="1"/>
+    <w:lsdException w:name="toc 2" w:semiHidden="1" w:uiPriority="39" w:unhideWhenUsed="1"/>
+    <w:lsdException w:name="toc 3" w:semiHidden="1" w:uiPriority="39" w:unhideWhenUsed="1"/>
+    <w:lsdException w:name="toc 4" w:semiHidden="1" w:uiPriority="39" w:unhideWhenUsed="1"/>
+    <w:lsdException w:name="toc 5" w:semiHidden="1" w:uiPriority="39" w:unhideWhenUsed="1"/>
+    <w:lsdException w:name="toc 6" w:semiHidden="1" w:uiPriority="39" w:unhideWhenUsed="1"/>
+    <w:lsdException w:name="toc 7" w:semiHidden="1" w:uiPriority="39" w:unhideWhenUsed="1"/>
+    <w:lsdException w:name="toc 8" w:semiHidden="1" w:uiPriority="39" w:unhideWhenUsed="1"/>
+    <w:lsdException w:name="toc 9" w:semiHidden="1" w:uiPriority="39" w:unhideWhenUsed="1"/>
+    <w:lsdException w:name="Normal Indent" w:semiHidden="1" w:unhideWhenUsed="1"/>
+    <w:lsdException w:name="footnote text" w:semiHidden="1" w:unhideWhenUsed="1"/>
+    <w:lsdException w:name="annotation text" w:semiHidden="1" w:unhideWhenUsed="1"/>
+    <w:lsdException w:name="header" w:semiHidden="1" w:unhideWhenUsed="1"/>
+    <w:lsdException w:name="footer" w:semiHidden="1" w:unhideWhenUsed="1"/>
+    <w:lsdException w:name="index heading" w:semiHidden="1" w:unhideWhenUsed="1"/>
+    <w:lsdException w:name="caption" w:semiHidden="1" w:uiPriority="35" w:unhideWhenUsed="1" w:qFormat="1"/>
+    <w:lsdException w:name="table of figures" w:semiHidden="1" w:unhideWhenUsed="1"/>
+    <w:lsdException w:name="envelope address" w:semiHidden="1" w:unhideWhenUsed="1"/>
+    <w:lsdException w:name="envelope return" w:semiHidden="1" w:unhideWhenUsed="1"/>
+    <w:lsdException w:name="footnote reference" w:semiHidden="1" w:unhideWhenUsed="1"/>
+    <w:lsdException w:name="annotation reference" w:semiHidden="1" w:unhideWhenUsed="1"/>
+    <w:lsdException w:name="line number" w:semiHidden="1" w:unhideWhenUsed="1"/>
+    <w:lsdException w:name="page number" w:semiHidden="1" w:unhideWhenUsed="1"/>
+    <w:lsdException w:name="endnote reference" w:semiHidden="1" w:unhideWhenUsed="1"/>
+    <w:lsdException w:name="endnote text" w:semiHidden="1" w:unhideWhenUsed="1"/>
+    <w:lsdException w:name="table of authorities" w:semiHidden="1" w:unhideWhenUsed="1"/>
+    <w:lsdException w:name="macro" w:semiHidden="1" w:unhideWhenUsed="1"/>
+    <w:lsdException w:name="toa heading" w:semiHidden="1" w:unhideWhenUsed="1"/>
+    <w:lsdException w:name="List" w:semiHidden="1" w:unhideWhenUsed="1"/>
+    <w:lsdException w:name="List Bullet" w:semiHidden="1" w:unhideWhenUsed="1"/>
+    <w:lsdException w:name="List Number" w:semiHidden="1" w:unhideWhenUsed="1"/>
+    <w:lsdException w:name="List 2" w:semiHidden="1" w:unhideWhenUsed="1"/>
+    <w:lsdException w:name="List 3" w:semiHidden="1" w:unhideWhenUsed="1"/>
+    <w:lsdException w:name="List 4" w:semiHidden="1" w:unhideWhenUsed="1"/>
+    <w:lsdException w:name="List 5" w:semiHidden="1" w:unhideWhenUsed="1"/>
+    <w:lsdException w:name="List Bullet 2" w:semiHidden="1" w:unhideWhenUsed="1"/>
+    <w:lsdException w:name="List Bullet 3" w:semiHidden="1" w:unhideWhenUsed="1"/>
+    <w:lsdException w:name="List Bullet 4" w:semiHidden="1" w:unhideWhenUsed="1"/>
+    <w:lsdException w:name="List Bullet 5" w:semiHidden="1" w:unhideWhenUsed="1"/>
+    <w:lsdException w:name="List Number 2" w:semiHidden="1" w:unhideWhenUsed="1"/>
+    <w:lsdException w:name="List Number 3" w:semiHidden="1" w:unhideWhenUsed="1"/>
+    <w:lsdException w:name="List Number 4" w:semiHidden="1" w:unhideWhenUsed="1"/>
+    <w:lsdException w:name="List Number 5" w:semiHidden="1" w:unhideWhenUsed="1"/>
+    <w:lsdException w:name="Title" w:uiPriority="10" w:qFormat="1"/>
+    <w:lsdException w:name="Closing" w:semiHidden="1" w:unhideWhenUsed="1"/>
+    <w:lsdException w:name="Signature" w:semiHidden="1" w:unhideWhenUsed="1"/>
+    <w:lsdException w:name="Default Paragraph Font" w:semiHidden="1" w:uiPriority="1" w:unhideWhenUsed="1"/>
+    <w:lsdException w:name="Body Text" w:semiHidden="1" w:uiPriority="1" w:unhideWhenUsed="1" w:qFormat="1"/>
+    <w:lsdException w:name="Body Text Indent" w:semiHidden="1" w:unhideWhenUsed="1"/>
+    <w:lsdException w:name="List Continue" w:semiHidden="1" w:unhideWhenUsed="1"/>
+    <w:lsdException w:name="List Continue 2" w:semiHidden="1" w:unhideWhenUsed="1"/>
+    <w:lsdException w:name="List Continue 3" w:semiHidden="1" w:unhideWhenUsed="1"/>
+    <w:lsdException w:name="List Continue 4" w:semiHidden="1" w:unhideWhenUsed="1"/>
+    <w:lsdException w:name="List Continue 5" w:semiHidden="1" w:unhideWhenUsed="1"/>
+    <w:lsdException w:name="Message Header" w:semiHidden="1" w:unhideWhenUsed="1"/>
+    <w:lsdException w:name="Subtitle" w:uiPriority="11" w:qFormat="1"/>
+    <w:lsdException w:name="Salutation" w:semiHidden="1" w:unhideWhenUsed="1"/>
+    <w:lsdException w:name="Date" w:semiHidden="1" w:unhideWhenUsed="1"/>
+    <w:lsdException w:name="Body Text First Indent" w:semiHidden="1" w:unhideWhenUsed="1"/>
+    <w:lsdException w:name="Body Text First Indent 2" w:semiHidden="1" w:unhideWhenUsed="1"/>
+    <w:lsdException w:name="Note Heading" w:semiHidden="1" w:unhideWhenUsed="1"/>
+    <w:lsdException w:name="Body Text 2" w:semiHidden="1" w:unhideWhenUsed="1"/>
+    <w:lsdException w:name="Body Text 3" w:semiHidden="1" w:unhideWhenUsed="1"/>
+    <w:lsdException w:name="Body Text Indent 2" w:semiHidden="1" w:unhideWhenUsed="1"/>
+    <w:lsdException w:name="Body Text Indent 3" w:semiHidden="1" w:unhideWhenUsed="1"/>
+    <w:lsdException w:name="Block Text" w:semiHidden="1" w:unhideWhenUsed="1"/>
+    <w:lsdException w:name="Hyperlink" w:semiHidden="1" w:unhideWhenUsed="1"/>
+    <w:lsdException w:name="FollowedHyperlink" w:semiHidden="1" w:unhideWhenUsed="1"/>
+    <w:lsdException w:name="Strong" w:uiPriority="22" w:qFormat="1"/>
+    <w:lsdException w:name="Emphasis" w:uiPriority="20" w:qFormat="1"/>
+    <w:lsdException w:name="Document Map" w:semiHidden="1" w:unhideWhenUsed="1"/>
+    <w:lsdException w:name="Plain Text" w:semiHidden="1" w:unhideWhenUsed="1"/>
+    <w:lsdException w:name="E-mail Signature" w:semiHidden="1" w:unhideWhenUsed="1"/>
+    <w:lsdException w:name="HTML Top of Form" w:semiHidden="1" w:unhideWhenUsed="1"/>
+    <w:lsdException w:name="HTML Bottom of Form" w:semiHidden="1" w:unhideWhenUsed="1"/>
+    <w:lsdException w:name="Normal (Web)" w:semiHidden="1" w:unhideWhenUsed="1"/>
+    <w:lsdException w:name="HTML Acronym" w:semiHidden="1" w:unhideWhenUsed="1"/>
+    <w:lsdException w:name="HTML Address" w:semiHidden="1" w:unhideWhenUsed="1"/>
+    <w:lsdException w:name="HTML Cite" w:semiHidden="1" w:unhideWhenUsed="1"/>
+    <w:lsdException w:name="HTML Code" w:semiHidden="1" w:unhideWhenUsed="1"/>
+    <w:lsdException w:name="HTML Definition" w:semiHidden="1" w:unhideWhenUsed="1"/>
+    <w:lsdException w:name="HTML Keyboard" w:semiHidden="1" w:unhideWhenUsed="1"/>
+    <w:lsdException w:name="HTML Preformatted" w:semiHidden="1" w:unhideWhenUsed="1"/>
+    <w:lsdException w:name="HTML Sample" w:semiHidden="1" w:unhideWhenUsed="1"/>
+    <w:lsdException w:name="HTML Typewriter" w:semiHidden="1" w:unhideWhenUsed="1"/>
+    <w:lsdException w:name="HTML Variable" w:semiHidden="1" w:unhideWhenUsed="1"/>
+    <w:lsdException w:name="Normal Table" w:semiHidden="1" w:unhideWhenUsed="1"/>
+    <w:lsdException w:name="annotation subject" w:semiHidden="1" w:unhideWhenUsed="1"/>
+    <w:lsdException w:name="No List" w:semiHidden="1" w:unhideWhenUsed="1"/>
+    <w:lsdException w:name="Outline List 1" w:semiHidden="1" w:unhideWhenUsed="1"/>
+    <w:lsdException w:name="Outline List 2" w:semiHidden="1" w:unhideWhenUsed="1"/>
+    <w:lsdException w:name="Outline List 3" w:semiHidden="1" w:unhideWhenUsed="1"/>
+    <w:lsdException w:name="Table Simple 1" w:semiHidden="1" w:unhideWhenUsed="1"/>
+    <w:lsdException w:name="Table Simple 2" w:semiHidden="1" w:unhideWhenUsed="1"/>
+    <w:lsdException w:name="Table Simple 3" w:semiHidden="1" w:unhideWhenUsed="1"/>
+    <w:lsdException w:name="Table Classic 1" w:semiHidden="1" w:unhideWhenUsed="1"/>
+    <w:lsdException w:name="Table Classic 2" w:semiHidden="1" w:unhideWhenUsed="1"/>
+    <w:lsdException w:name="Table Classic 3" w:semiHidden="1" w:unhideWhenUsed="1"/>
+    <w:lsdException w:name="Table Classic 4" w:semiHidden="1" w:unhideWhenUsed="1"/>
+    <w:lsdException w:name="Table Colorful 1" w:semiHidden="1" w:unhideWhenUsed="1"/>
+    <w:lsdException w:name="Table Colorful 2" w:semiHidden="1" w:unhideWhenUsed="1"/>
+    <w:lsdException w:name="Table Colorful 3" w:semiHidden="1" w:unhideWhenUsed="1"/>
+    <w:lsdException w:name="Table Columns 1" w:semiHidden="1" w:unhideWhenUsed="1"/>
+    <w:lsdException w:name="Table Columns 2" w:semiHidden="1" w:unhideWhenUsed="1"/>
+    <w:lsdException w:name="Table Columns 3" w:semiHidden="1" w:unhideWhenUsed="1"/>
+    <w:lsdException w:name="Table Columns 4" w:semiHidden="1" w:unhideWhenUsed="1"/>
+    <w:lsdException w:name="Table Columns 5" w:semiHidden="1" w:unhideWhenUsed="1"/>
+    <w:lsdException w:name="Table Grid 1" w:semiHidden="1" w:unhideWhenUsed="1"/>
+    <w:lsdException w:name="Table Grid 2" w:semiHidden="1" w:unhideWhenUsed="1"/>
+    <w:lsdException w:name="Table Grid 3" w:semiHidden="1" w:unhideWhenUsed="1"/>
+    <w:lsdException w:name="Table Grid 4" w:semiHidden="1" w:unhideWhenUsed="1"/>
+    <w:lsdException w:name="Table Grid 5" w:semiHidden="1" w:unhideWhenUsed="1"/>
+    <w:lsdException w:name="Table Grid 6" w:semiHidden="1" w:unhideWhenUsed="1"/>
+    <w:lsdException w:name="Table Grid 7" w:semiHidden="1" w:unhideWhenUsed="1"/>
+    <w:lsdException w:name="Table Grid 8" w:semiHidden="1" w:unhideWhenUsed="1"/>
+    <w:lsdException w:name="Table List 1" w:semiHidden="1" w:unhideWhenUsed="1"/>
+    <w:lsdException w:name="Table List 2" w:semiHidden="1" w:unhideWhenUsed="1"/>
+    <w:lsdException w:name="Table List 3" w:semiHidden="1" w:unhideWhenUsed="1"/>
+    <w:lsdException w:name="Table List 4" w:semiHidden="1" w:unhideWhenUsed="1"/>
+    <w:lsdException w:name="Table List 5" w:semiHidden="1" w:unhideWhenUsed="1"/>
+    <w:lsdException w:name="Table List 6" w:semiHidden="1" w:unhideWhenUsed="1"/>
+    <w:lsdException w:name="Table List 7" w:semiHidden="1" w:unhideWhenUsed="1"/>
+    <w:lsdException w:name="Table List 8" w:semiHidden="1" w:unhideWhenUsed="1"/>
+    <w:lsdException w:name="Table 3D effects 1" w:semiHidden="1" w:unhideWhenUsed="1"/>
+    <w:lsdException w:name="Table 3D effects 2" w:semiHidden="1" w:unhideWhenUsed="1"/>
+    <w:lsdException w:name="Table 3D effects 3" w:semiHidden="1" w:unhideWhenUsed="1"/>
+    <w:lsdException w:name="Table Contemporary" w:semiHidden="1" w:unhideWhenUsed="1"/>
+    <w:lsdException w:name="Table Elegant" w:semiHidden="1" w:unhideWhenUsed="1"/>
+    <w:lsdException w:name="Table Professional" w:semiHidden="1" w:unhideWhenUsed="1"/>
+    <w:lsdException w:name="Table Subtle 1" w:semiHidden="1" w:unhideWhenUsed="1"/>
+    <w:lsdException w:name="Table Subtle 2" w:semiHidden="1" w:unhideWhenUsed="1"/>
+    <w:lsdException w:name="Table Web 1" w:semiHidden="1" w:unhideWhenUsed="1"/>
+    <w:lsdException w:name="Table Web 2" w:semiHidden="1" w:unhideWhenUsed="1"/>
+    <w:lsdException w:name="Table Web 3" w:semiHidden="1" w:unhideWhenUsed="1"/>
+    <w:lsdException w:name="Balloon Text" w:semiHidden="1" w:unhideWhenUsed="1"/>
+    <w:lsdException w:name="Table Grid" w:uiPriority="59"/>
+    <w:lsdException w:name="Table Theme" w:semiHidden="1" w:unhideWhenUsed="1"/>
+    <w:lsdException w:name="Placeholder Text" w:semiHidden="1"/>
+    <w:lsdException w:name="No Spacing" w:uiPriority="1" w:qFormat="1"/>
+    <w:lsdException w:name="Light Shading" w:uiPriority="60"/>
+    <w:lsdException w:name="Light List" w:uiPriority="61"/>
+    <w:lsdException w:name="Light Grid" w:uiPriority="62"/>
+    <w:lsdException w:name="Medium Shading 1" w:uiPriority="63"/>
+    <w:lsdException w:name="Medium Shading 2" w:uiPriority="64"/>
+    <w:lsdException w:name="Medium List 1" w:uiPriority="65"/>
+    <w:lsdException w:name="Medium List 2" w:uiPriority="66"/>
+    <w:lsdException w:name="Medium Grid 1" w:uiPriority="67"/>
+    <w:lsdException w:name="Medium Grid 2" w:uiPriority="68"/>
+    <w:lsdException w:name="Medium Grid 3" w:uiPriority="69"/>
+    <w:lsdException w:name="Dark List" w:uiPriority="70"/>
+    <w:lsdException w:name="Colorful Shading" w:uiPriority="71"/>
+    <w:lsdException w:name="Colorful List" w:uiPriority="72"/>
+    <w:lsdException w:name="Colorful Grid" w:uiPriority="73"/>
+    <w:lsdException w:name="Light Shading Accent 1" w:uiPriority="60"/>
+    <w:lsdException w:name="Light List Accent 1" w:uiPriority="61"/>
+    <w:lsdException w:name="Light Grid Accent 1" w:uiPriority="62"/>
+    <w:lsdException w:name="Medium Shading 1 Accent 1" w:uiPriority="63"/>
+    <w:lsdException w:name="Medium Shading 2 Accent 1" w:uiPriority="64"/>
+    <w:lsdException w:name="Medium List 1 Accent 1" w:uiPriority="65"/>
+    <w:lsdException w:name="Revision" w:semiHidden="1"/>
+    <w:lsdException w:name="List Paragraph" w:uiPriority="1" w:qFormat="1"/>
+    <w:lsdException w:name="Quote" w:uiPriority="29" w:qFormat="1"/>
+    <w:lsdException w:name="Intense Quote" w:uiPriority="30" w:qFormat="1"/>
+    <w:lsdException w:name="Medium List 2 Accent 1" w:uiPriority="66"/>
+    <w:lsdException w:name="Medium Grid 1 Accent 1" w:uiPriority="67"/>
+    <w:lsdException w:name="Medium Grid 2 Accent 1" w:uiPriority="68"/>
+    <w:lsdException w:name="Medium Grid 3 Accent 1" w:uiPriority="69"/>
+    <w:lsdException w:name="Dark List Accent 1" w:uiPriority="70"/>
+    <w:lsdException w:name="Colorful Shading Accent 1" w:uiPriority="71"/>
+    <w:lsdException w:name="Colorful List Accent 1" w:uiPriority="72"/>
+    <w:lsdException w:name="Colorful Grid Accent 1" w:uiPriority="73"/>
+    <w:lsdException w:name="Light Shading Accent 2" w:uiPriority="60"/>
+    <w:lsdException w:name="Light List Accent 2" w:uiPriority="61"/>
+    <w:lsdException w:name="Light Grid Accent 2" w:uiPriority="62"/>
+    <w:lsdException w:name="Medium Shading 1 Accent 2" w:uiPriority="63"/>
+    <w:lsdException w:name="Medium Shading 2 Accent 2" w:uiPriority="64"/>
+    <w:lsdException w:name="Medium List 1 Accent 2" w:uiPriority="65"/>
+    <w:lsdException w:name="Medium List 2 Accent 2" w:uiPriority="66"/>
+    <w:lsdException w:name="Medium Grid 1 Accent 2" w:uiPriority="67"/>
+    <w:lsdException w:name="Medium Grid 2 Accent 2" w:uiPriority="68"/>
+    <w:lsdException w:name="Medium Grid 3 Accent 2" w:uiPriority="69"/>
+    <w:lsdException w:name="Dark List Accent 2" w:uiPriority="70"/>
+    <w:lsdException w:name="Colorful Shading Accent 2" w:uiPriority="71"/>
+    <w:lsdException w:name="Colorful List Accent 2" w:uiPriority="72"/>
+    <w:lsdException w:name="Colorful Grid Accent 2" w:uiPriority="73"/>
+    <w:lsdException w:name="Light Shading Accent 3" w:uiPriority="60"/>
+    <w:lsdException w:name="Light List Accent 3" w:uiPriority="61"/>
+    <w:lsdException w:name="Light Grid Accent 3" w:uiPriority="62"/>
+    <w:lsdException w:name="Medium Shading 1 Accent 3" w:uiPriority="63"/>
+    <w:lsdException w:name="Medium Shading 2 Accent 3" w:uiPriority="64"/>
+    <w:lsdException w:name="Medium List 1 Accent 3" w:uiPriority="65"/>
+    <w:lsdException w:name="Medium List 2 Accent 3" w:uiPriority="66"/>
+    <w:lsdException w:name="Medium Grid 1 Accent 3" w:uiPriority="67"/>
+    <w:lsdException w:name="Medium Grid 2 Accent 3" w:uiPriority="68"/>
+    <w:lsdException w:name="Medium Grid 3 Accent 3" w:uiPriority="69"/>
+    <w:lsdException w:name="Dark List Accent 3" w:uiPriority="70"/>
+    <w:lsdException w:name="Colorful Shading Accent 3" w:uiPriority="71"/>
+    <w:lsdException w:name="Colorful List Accent 3" w:uiPriority="72"/>
+    <w:lsdException w:name="Colorful Grid Accent 3" w:uiPriority="73"/>
+    <w:lsdException w:name="Light Shading Accent 4" w:uiPriority="60"/>
+    <w:lsdException w:name="Light List Accent 4" w:uiPriority="61"/>
+    <w:lsdException w:name="Light Grid Accent 4" w:uiPriority="62"/>
+    <w:lsdException w:name="Medium Shading 1 Accent 4" w:uiPriority="63"/>
+    <w:lsdException w:name="Medium Shading 2 Accent 4" w:uiPriority="64"/>
+    <w:lsdException w:name="Medium List 1 Accent 4" w:uiPriority="65"/>
+    <w:lsdException w:name="Medium List 2 Accent 4" w:uiPriority="66"/>
+    <w:lsdException w:name="Medium Grid 1 Accent 4" w:uiPriority="67"/>
+    <w:lsdException w:name="Medium Grid 2 Accent 4" w:uiPriority="68"/>
+    <w:lsdException w:name="Medium Grid 3 Accent 4" w:uiPriority="69"/>
+    <w:lsdException w:name="Dark List Accent 4" w:uiPriority="70"/>
+    <w:lsdException w:name="Colorful Shading Accent 4" w:uiPriority="71"/>
+    <w:lsdException w:name="Colorful List Accent 4" w:uiPriority="72"/>
+    <w:lsdException w:name="Colorful Grid Accent 4" w:uiPriority="73"/>
+    <w:lsdException w:name="Light Shading Accent 5" w:uiPriority="60"/>
+    <w:lsdException w:name="Light List Accent 5" w:uiPriority="61"/>
+    <w:lsdException w:name="Light Grid Accent 5" w:uiPriority="62"/>
+    <w:lsdException w:name="Medium Shading 1 Accent 5" w:uiPriority="63"/>
+    <w:lsdException w:name="Medium Shading 2 Accent 5" w:uiPriority="64"/>
+    <w:lsdException w:name="Medium List 1 Accent 5" w:uiPriority="65"/>
+    <w:lsdException w:name="Medium List 2 Accent 5" w:uiPriority="66"/>
+    <w:lsdException w:name="Medium Grid 1 Accent 5" w:uiPriority="67"/>
+    <w:lsdException w:name="Medium Grid 2 Accent 5" w:uiPriority="68"/>
+    <w:lsdException w:name="Medium Grid 3 Accent 5" w:uiPriority="69"/>
+    <w:lsdException w:name="Dark List Accent 5" w:uiPriority="70"/>
+    <w:lsdException w:name="Colorful Shading Accent 5" w:uiPriority="71"/>
+    <w:lsdException w:name="Colorful List Accent 5" w:uiPriority="72"/>
+    <w:lsdException w:name="Colorful Grid Accent 5" w:uiPriority="73"/>
+    <w:lsdException w:name="Light Shading Accent 6" w:uiPriority="60"/>
+    <w:lsdException w:name="Light List Accent 6" w:uiPriority="61"/>
+    <w:lsdException w:name="Light Grid Accent 6" w:uiPriority="62"/>
+    <w:lsdException w:name="Medium Shading 1 Accent 6" w:uiPriority="63"/>
+    <w:lsdException w:name="Medium Shading 2 Accent 6" w:uiPriority="64"/>
+    <w:lsdException w:name="Medium List 1 Accent 6" w:uiPriority="65"/>
+    <w:lsdException w:name="Medium List 2 Accent 6" w:uiPriority="66"/>
+    <w:lsdException w:name="Medium Grid 1 Accent 6" w:uiPriority="67"/>
+    <w:lsdException w:name="Medium Grid 2 Accent 6" w:uiPriority="68"/>
+    <w:lsdException w:name="Medium Grid 3 Accent 6" w:uiPriority="69"/>
+    <w:lsdException w:name="Dark List Accent 6" w:uiPriority="70"/>
+    <w:lsdException w:name="Colorful Shading Accent 6" w:uiPriority="71"/>
+    <w:lsdException w:name="Colorful List Accent 6" w:uiPriority="72"/>
+    <w:lsdException w:name="Colorful Grid Accent 6" w:uiPriority="73"/>
+    <w:lsdException w:name="Subtle Emphasis" w:uiPriority="19" w:qFormat="1"/>
+    <w:lsdException w:name="Intense Emphasis" w:uiPriority="21" w:qFormat="1"/>
+    <w:lsdException w:name="Subtle Reference" w:uiPriority="31" w:qFormat="1"/>
+    <w:lsdException w:name="Intense Reference" w:uiPriority="32" w:qFormat="1"/>
+    <w:lsdException w:name="Book Title" w:uiPriority="33" w:qFormat="1"/>
+    <w:lsdException w:name="Bibliography" w:semiHidden="1" w:uiPriority="37" w:unhideWhenUsed="1"/>
+    <w:lsdException w:name="TOC Heading" w:semiHidden="1" w:uiPriority="39" w:unhideWhenUsed="1" w:qFormat="1"/>
+    <w:lsdException w:name="Plain Table 1" w:uiPriority="41"/>
+    <w:lsdException w:name="Plain Table 2" w:uiPriority="42"/>
+    <w:lsdException w:name="Plain Table 3" w:uiPriority="43"/>
+    <w:lsdException w:name="Plain Table 4" w:uiPriority="44"/>
+    <w:lsdException w:name="Plain Table 5" w:uiPriority="45"/>
+    <w:lsdException w:name="Grid Table Light" w:uiPriority="40"/>
+    <w:lsdException w:name="Grid Table 1 Light" w:uiPriority="46"/>
+    <w:lsdException w:name="Grid Table 2" w:uiPriority="47"/>
+    <w:lsdException w:name="Grid Table 3" w:uiPriority="48"/>
+    <w:lsdException w:name="Grid Table 4" w:uiPriority="49"/>
+    <w:lsdException w:name="Grid Table 5 Dark" w:uiPriority="50"/>
+    <w:lsdException w:name="Grid Table 6 Colorful" w:uiPriority="51"/>
+    <w:lsdException w:name="Grid Table 7 Colorful" w:uiPriority="52"/>
+    <w:lsdException w:name="Grid Table 1 Light Accent 1" w:uiPriority="46"/>
+    <w:lsdException w:name="Grid Table 2 Accent 1" w:uiPriority="47"/>
+    <w:lsdException w:name="Grid Table 3 Accent 1" w:uiPriority="48"/>
+    <w:lsdException w:name="Grid Table 4 Accent 1" w:uiPriority="49"/>
+    <w:lsdException w:name="Grid Table 5 Dark Accent 1" w:uiPriority="50"/>
+    <w:lsdException w:name="Grid Table 6 Colorful Accent 1" w:uiPriority="51"/>
+    <w:lsdException w:name="Grid Table 7 Colorful Accent 1" w:uiPriority="52"/>
+    <w:lsdException w:name="Grid Table 1 Light Accent 2" w:uiPriority="46"/>
+    <w:lsdException w:name="Grid Table 2 Accent 2" w:uiPriority="47"/>
+    <w:lsdException w:name="Grid Table 3 Accent 2" w:uiPriority="48"/>
+    <w:lsdException w:name="Grid Table 4 Accent 2" w:uiPriority="49"/>
+    <w:lsdException w:name="Grid Table 5 Dark Accent 2" w:uiPriority="50"/>
+    <w:lsdException w:name="Grid Table 6 Colorful Accent 2" w:uiPriority="51"/>
+    <w:lsdException w:name="Grid Table 7 Colorful Accent 2" w:uiPriority="52"/>
+    <w:lsdException w:name="Grid Table 1 Light Accent 3" w:uiPriority="46"/>
+    <w:lsdException w:name="Grid Table 2 Accent 3" w:uiPriority="47"/>
+    <w:lsdException w:name="Grid Table 3 Accent 3" w:uiPriority="48"/>
+    <w:lsdException w:name="Grid Table 4 Accent 3" w:uiPriority="49"/>
+    <w:lsdException w:name="Grid Table 5 Dark Accent 3" w:uiPriority="50"/>
+    <w:lsdException w:name="Grid Table 6 Colorful Accent 3" w:uiPriority="51"/>
+    <w:lsdException w:name="Grid Table 7 Colorful Accent 3" w:uiPriority="52"/>
+    <w:lsdException w:name="Grid Table 1 Light Accent 4" w:uiPriority="46"/>
+    <w:lsdException w:name="Grid Table 2 Accent 4" w:uiPriority="47"/>
+    <w:lsdException w:name="Grid Table 3 Accent 4" w:uiPriority="48"/>
+    <w:lsdException w:name="Grid Table 4 Accent 4" w:uiPriority="49"/>
+    <w:lsdException w:name="Grid Table 5 Dark Accent 4" w:uiPriority="50"/>
+    <w:lsdException w:name="Grid Table 6 Colorful Accent 4" w:uiPriority="51"/>
+    <w:lsdException w:name="Grid Table 7 Colorful Accent 4" w:uiPriority="52"/>
+    <w:lsdException w:name="Grid Table 1 Light Accent 5" w:uiPriority="46"/>
+    <w:lsdException w:name="Grid Table 2 Accent 5" w:uiPriority="47"/>
+    <w:lsdException w:name="Grid Table 3 Accent 5" w:uiPriority="48"/>
+    <w:lsdException w:name="Grid Table 4 Accent 5" w:uiPriority="49"/>
+    <w:lsdException w:name="Grid Table 5 Dark Accent 5" w:uiPriority="50"/>
+    <w:lsdException w:name="Grid Table 6 Colorful Accent 5" w:uiPriority="51"/>
+    <w:lsdException w:name="Grid Table 7 Colorful Accent 5" w:uiPriority="52"/>
+    <w:lsdException w:name="Grid Table 1 Light Accent 6" w:uiPriority="46"/>
+    <w:lsdException w:name="Grid Table 2 Accent 6" w:uiPriority="47"/>
+    <w:lsdException w:name="Grid Table 3 Accent 6" w:uiPriority="48"/>
+    <w:lsdException w:name="Grid Table 4 Accent 6" w:uiPriority="49"/>
+    <w:lsdException w:name="Grid Table 5 Dark Accent 6" w:uiPriority="50"/>
+    <w:lsdException w:name="Grid Table 6 Colorful Accent 6" w:uiPriority="51"/>
+    <w:lsdException w:name="Grid Table 7 Colorful Accent 6" w:uiPriority="52"/>
+    <w:lsdException w:name="List Table 1 Light" w:uiPriority="46"/>
+    <w:lsdException w:name="List Table 2" w:uiPriority="47"/>
+    <w:lsdException w:name="List Table 3" w:uiPriority="48"/>
+    <w:lsdException w:name="List Table 4" w:uiPriority="49"/>
+    <w:lsdException w:name="List Table 5 Dark" w:uiPriority="50"/>
+    <w:lsdException w:name="List Table 6 Colorful" w:uiPriority="51"/>
+    <w:lsdException w:name="List Table 7 Colorful" w:uiPriority="52"/>
+    <w:lsdException w:name="List Table 1 Light Accent 1" w:uiPriority="46"/>
+    <w:lsdException w:name="List Table 2 Accent 1" w:uiPriority="47"/>
+    <w:lsdException w:name="List Table 3 Accent 1" w:uiPriority="48"/>
+    <w:lsdException w:name="List Table 4 Accent 1" w:uiPriority="49"/>
+    <w:lsdException w:name="List Table 5 Dark Accent 1" w:uiPriority="50"/>
+    <w:lsdException w:name="List Table 6 Colorful Accent 1" w:uiPriority="51"/>
+    <w:lsdException w:name="List Table 7 Colorful Accent 1" w:uiPriority="52"/>
+    <w:lsdException w:name="List Table 1 Light Accent 2" w:uiPriority="46"/>
+    <w:lsdException w:name="List Table 2 Accent 2" w:uiPriority="47"/>
+    <w:lsdException w:name="List Table 3 Accent 2" w:uiPriority="48"/>
+    <w:lsdException w:name="List Table 4 Accent 2" w:uiPriority="49"/>
+    <w:lsdException w:name="List Table 5 Dark Accent 2" w:uiPriority="50"/>
+    <w:lsdException w:name="List Table 6 Colorful Accent 2" w:uiPriority="51"/>
+    <w:lsdException w:name="List Table 7 Colorful Accent 2" w:uiPriority="52"/>
+    <w:lsdException w:name="List Table 1 Light Accent 3" w:uiPriority="46"/>
+    <w:lsdException w:name="List Table 2 Accent 3" w:uiPriority="47"/>
+    <w:lsdException w:name="List Table 3 Accent 3" w:uiPriority="48"/>
+    <w:lsdException w:name="List Table 4 Accent 3" w:uiPriority="49"/>
+    <w:lsdException w:name="List Table 5 Dark Accent 3" w:uiPriority="50"/>
+    <w:lsdException w:name="List Table 6 Colorful Accent 3" w:uiPriority="51"/>
+    <w:lsdException w:name="List Table 7 Colorful Accent 3" w:uiPriority="52"/>
+    <w:lsdException w:name="List Table 1 Light Accent 4" w:uiPriority="46"/>
+    <w:lsdException w:name="List Table 2 Accent 4" w:uiPriority="47"/>
+    <w:lsdException w:name="List Table 3 Accent 4" w:uiPriority="48"/>
+    <w:lsdException w:name="List Table 4 Accent 4" w:uiPriority="49"/>
+    <w:lsdException w:name="List Table 5 Dark Accent 4" w:uiPriority="50"/>
+    <w:lsdException w:name="List Table 6 Colorful Accent 4" w:uiPriority="51"/>
+    <w:lsdException w:name="List Table 7 Colorful Accent 4" w:uiPriority="52"/>
+    <w:lsdException w:name="List Table 1 Light Accent 5" w:uiPriority="46"/>
+    <w:lsdException w:name="List Table 2 Accent 5" w:uiPriority="47"/>
+    <w:lsdException w:name="List Table 3 Accent 5" w:uiPriority="48"/>
+    <w:lsdException w:name="List Table 4 Accent 5" w:uiPriority="49"/>
+    <w:lsdException w:name="List Table 5 Dark Accent 5" w:uiPriority="50"/>
+    <w:lsdException w:name="List Table 6 Colorful Accent 5" w:uiPriority="51"/>
+    <w:lsdException w:name="List Table 7 Colorful Accent 5" w:uiPriority="52"/>
+    <w:lsdException w:name="List Table 1 Light Accent 6" w:uiPriority="46"/>
+    <w:lsdException w:name="List Table 2 Accent 6" w:uiPriority="47"/>
+    <w:lsdException w:name="List Table 3 Accent 6" w:uiPriority="48"/>
+    <w:lsdException w:name="List Table 4 Accent 6" w:uiPriority="49"/>
+    <w:lsdException w:name="List Table 5 Dark Accent 6" w:uiPriority="50"/>
+    <w:lsdException w:name="List Table 6 Colorful Accent 6" w:uiPriority="51"/>
+    <w:lsdException w:name="List Table 7 Colorful Accent 6" w:uiPriority="52"/>
   </w:latentStyles>
-  <w:style w:type="paragraph" w:default="1" w:styleId="a3">
+  <w:style w:type="paragraph" w:default="1" w:styleId="Normal">
     <w:name w:val="Normal"/>
     <w:qFormat/>
     <w:rsid w:val="00055057"/>
@@ -4944,10 +5082,10 @@
       <w:szCs w:val="24"/>
     </w:rPr>
   </w:style>
-  <w:style w:type="paragraph" w:styleId="2">
+  <w:style w:type="paragraph" w:styleId="Heading2">
     <w:name w:val="heading 2"/>
-    <w:basedOn w:val="a3"/>
-    <w:link w:val="20"/>
+    <w:basedOn w:val="Normal"/>
+    <w:link w:val="Heading2Char"/>
     <w:uiPriority w:val="1"/>
     <w:qFormat/>
     <w:rsid w:val="00442006"/>
@@ -4966,13 +5104,13 @@
       <w:bCs/>
     </w:rPr>
   </w:style>
-  <w:style w:type="character" w:default="1" w:styleId="a4">
+  <w:style w:type="character" w:default="1" w:styleId="DefaultParagraphFont">
     <w:name w:val="Default Paragraph Font"/>
     <w:uiPriority w:val="1"/>
     <w:semiHidden/>
     <w:unhideWhenUsed/>
   </w:style>
-  <w:style w:type="table" w:default="1" w:styleId="a5">
+  <w:style w:type="table" w:default="1" w:styleId="TableNormal">
     <w:name w:val="Normal Table"/>
     <w:uiPriority w:val="99"/>
     <w:semiHidden/>
@@ -4987,13 +5125,13 @@
       </w:tblCellMar>
     </w:tblPr>
   </w:style>
-  <w:style w:type="numbering" w:default="1" w:styleId="a6">
+  <w:style w:type="numbering" w:default="1" w:styleId="NoList">
     <w:name w:val="No List"/>
     <w:uiPriority w:val="99"/>
     <w:semiHidden/>
     <w:unhideWhenUsed/>
   </w:style>
-  <w:style w:type="character" w:styleId="a7">
+  <w:style w:type="character" w:styleId="Hyperlink">
     <w:name w:val="Hyperlink"/>
     <w:uiPriority w:val="99"/>
     <w:semiHidden/>
@@ -5021,10 +5159,10 @@
       <w:szCs w:val="24"/>
     </w:rPr>
   </w:style>
-  <w:style w:type="paragraph" w:styleId="a8">
+  <w:style w:type="paragraph" w:styleId="BalloonText">
     <w:name w:val="Balloon Text"/>
-    <w:basedOn w:val="a3"/>
-    <w:link w:val="a9"/>
+    <w:basedOn w:val="Normal"/>
+    <w:link w:val="BalloonTextChar"/>
     <w:uiPriority w:val="99"/>
     <w:semiHidden/>
     <w:unhideWhenUsed/>
@@ -5038,10 +5176,10 @@
       <w:szCs w:val="18"/>
     </w:rPr>
   </w:style>
-  <w:style w:type="character" w:customStyle="1" w:styleId="a9">
-    <w:name w:val="Изнесен текст Знак"/>
-    <w:basedOn w:val="a4"/>
-    <w:link w:val="a8"/>
+  <w:style w:type="character" w:customStyle="1" w:styleId="BalloonTextChar">
+    <w:name w:val="Balloon Text Char"/>
+    <w:basedOn w:val="DefaultParagraphFont"/>
+    <w:link w:val="BalloonText"/>
     <w:uiPriority w:val="99"/>
     <w:semiHidden/>
     <w:rsid w:val="009B448E"/>
@@ -5052,10 +5190,10 @@
       <w:lang w:val="en-US"/>
     </w:rPr>
   </w:style>
-  <w:style w:type="paragraph" w:styleId="a2">
+  <w:style w:type="paragraph" w:styleId="ListParagraph">
     <w:name w:val="List Paragraph"/>
-    <w:basedOn w:val="a3"/>
-    <w:link w:val="aa"/>
+    <w:basedOn w:val="Normal"/>
+    <w:link w:val="ListParagraphChar"/>
     <w:uiPriority w:val="1"/>
     <w:qFormat/>
     <w:rsid w:val="000D4E46"/>
@@ -5066,10 +5204,10 @@
       <w:contextualSpacing/>
     </w:pPr>
   </w:style>
-  <w:style w:type="paragraph" w:styleId="ab">
+  <w:style w:type="paragraph" w:styleId="Header">
     <w:name w:val="header"/>
-    <w:basedOn w:val="a3"/>
-    <w:link w:val="ac"/>
+    <w:basedOn w:val="Normal"/>
+    <w:link w:val="HeaderChar"/>
     <w:uiPriority w:val="99"/>
     <w:unhideWhenUsed/>
     <w:rsid w:val="00435427"/>
@@ -5081,10 +5219,10 @@
       <w:spacing w:after="0" w:line="240" w:lineRule="auto"/>
     </w:pPr>
   </w:style>
-  <w:style w:type="character" w:customStyle="1" w:styleId="ac">
-    <w:name w:val="Горен колонтитул Знак"/>
-    <w:basedOn w:val="a4"/>
-    <w:link w:val="ab"/>
+  <w:style w:type="character" w:customStyle="1" w:styleId="HeaderChar">
+    <w:name w:val="Header Char"/>
+    <w:basedOn w:val="DefaultParagraphFont"/>
+    <w:link w:val="Header"/>
     <w:uiPriority w:val="99"/>
     <w:rsid w:val="00435427"/>
     <w:rPr>
@@ -5093,10 +5231,10 @@
       <w:szCs w:val="24"/>
     </w:rPr>
   </w:style>
-  <w:style w:type="paragraph" w:styleId="ad">
+  <w:style w:type="paragraph" w:styleId="Footer">
     <w:name w:val="footer"/>
-    <w:basedOn w:val="a3"/>
-    <w:link w:val="ae"/>
+    <w:basedOn w:val="Normal"/>
+    <w:link w:val="FooterChar"/>
     <w:uiPriority w:val="99"/>
     <w:unhideWhenUsed/>
     <w:rsid w:val="00435427"/>
@@ -5108,10 +5246,10 @@
       <w:spacing w:after="0" w:line="240" w:lineRule="auto"/>
     </w:pPr>
   </w:style>
-  <w:style w:type="character" w:customStyle="1" w:styleId="ae">
-    <w:name w:val="Долен колонтитул Знак"/>
-    <w:basedOn w:val="a4"/>
-    <w:link w:val="ad"/>
+  <w:style w:type="character" w:customStyle="1" w:styleId="FooterChar">
+    <w:name w:val="Footer Char"/>
+    <w:basedOn w:val="DefaultParagraphFont"/>
+    <w:link w:val="Footer"/>
     <w:uiPriority w:val="99"/>
     <w:rsid w:val="00435427"/>
     <w:rPr>
@@ -5122,8 +5260,8 @@
   </w:style>
   <w:style w:type="paragraph" w:customStyle="1" w:styleId="a0">
     <w:name w:val="Раздел"/>
-    <w:basedOn w:val="a2"/>
-    <w:link w:val="af"/>
+    <w:basedOn w:val="ListParagraph"/>
+    <w:link w:val="a2"/>
     <w:qFormat/>
     <w:rsid w:val="00055057"/>
     <w:pPr>
@@ -5138,10 +5276,10 @@
       <w:iCs/>
     </w:rPr>
   </w:style>
-  <w:style w:type="paragraph" w:customStyle="1" w:styleId="af0">
+  <w:style w:type="paragraph" w:customStyle="1" w:styleId="a3">
     <w:name w:val="срок"/>
-    <w:basedOn w:val="a3"/>
-    <w:link w:val="af1"/>
+    <w:basedOn w:val="Normal"/>
+    <w:link w:val="a4"/>
     <w:qFormat/>
     <w:rsid w:val="00055057"/>
     <w:pPr>
@@ -5151,7 +5289,7 @@
   </w:style>
   <w:style w:type="character" w:customStyle="1" w:styleId="Default0">
     <w:name w:val="Default Знак"/>
-    <w:basedOn w:val="a4"/>
+    <w:basedOn w:val="DefaultParagraphFont"/>
     <w:link w:val="Default"/>
     <w:rsid w:val="00055057"/>
     <w:rPr>
@@ -5161,7 +5299,7 @@
       <w:szCs w:val="24"/>
     </w:rPr>
   </w:style>
-  <w:style w:type="character" w:customStyle="1" w:styleId="af">
+  <w:style w:type="character" w:customStyle="1" w:styleId="a2">
     <w:name w:val="Раздел Знак"/>
     <w:basedOn w:val="Default0"/>
     <w:link w:val="a0"/>
@@ -5177,10 +5315,10 @@
       <w:szCs w:val="24"/>
     </w:rPr>
   </w:style>
-  <w:style w:type="character" w:customStyle="1" w:styleId="af1">
+  <w:style w:type="character" w:customStyle="1" w:styleId="a4">
     <w:name w:val="срок Знак"/>
-    <w:basedOn w:val="a4"/>
-    <w:link w:val="af0"/>
+    <w:basedOn w:val="DefaultParagraphFont"/>
+    <w:link w:val="a3"/>
     <w:rsid w:val="00055057"/>
     <w:rPr>
       <w:rFonts w:ascii="Times New Roman" w:eastAsia="Calibri" w:hAnsi="Times New Roman" w:cs="Times New Roman"/>
@@ -5188,17 +5326,17 @@
       <w:szCs w:val="24"/>
     </w:rPr>
   </w:style>
-  <w:style w:type="character" w:styleId="af2">
+  <w:style w:type="character" w:styleId="Strong">
     <w:name w:val="Strong"/>
-    <w:basedOn w:val="a4"/>
+    <w:basedOn w:val="DefaultParagraphFont"/>
     <w:uiPriority w:val="22"/>
     <w:qFormat/>
     <w:rsid w:val="0030402F"/>
   </w:style>
   <w:style w:type="paragraph" w:customStyle="1" w:styleId="a">
     <w:name w:val="точка"/>
-    <w:basedOn w:val="a3"/>
-    <w:link w:val="af3"/>
+    <w:basedOn w:val="Normal"/>
+    <w:link w:val="a5"/>
     <w:qFormat/>
     <w:rsid w:val="0030402F"/>
     <w:pPr>
@@ -5217,10 +5355,10 @@
       <w:szCs w:val="22"/>
     </w:rPr>
   </w:style>
-  <w:style w:type="paragraph" w:customStyle="1" w:styleId="af4">
+  <w:style w:type="paragraph" w:customStyle="1" w:styleId="a6">
     <w:name w:val="текст"/>
-    <w:basedOn w:val="a3"/>
-    <w:link w:val="af5"/>
+    <w:basedOn w:val="Normal"/>
+    <w:link w:val="a7"/>
     <w:qFormat/>
     <w:rsid w:val="0030402F"/>
     <w:pPr>
@@ -5235,9 +5373,9 @@
       <w:lang w:eastAsia="bg-BG"/>
     </w:rPr>
   </w:style>
-  <w:style w:type="character" w:customStyle="1" w:styleId="af3">
+  <w:style w:type="character" w:customStyle="1" w:styleId="a5">
     <w:name w:val="точка Знак"/>
-    <w:basedOn w:val="a4"/>
+    <w:basedOn w:val="DefaultParagraphFont"/>
     <w:link w:val="a"/>
     <w:rsid w:val="0030402F"/>
     <w:rPr>
@@ -5247,10 +5385,10 @@
       <w:shd w:val="clear" w:color="auto" w:fill="FFFFFF"/>
     </w:rPr>
   </w:style>
-  <w:style w:type="character" w:customStyle="1" w:styleId="af5">
+  <w:style w:type="character" w:customStyle="1" w:styleId="a7">
     <w:name w:val="текст Знак"/>
-    <w:basedOn w:val="a4"/>
-    <w:link w:val="af4"/>
+    <w:basedOn w:val="DefaultParagraphFont"/>
+    <w:link w:val="a6"/>
     <w:rsid w:val="0030402F"/>
     <w:rPr>
       <w:rFonts w:ascii="Arial" w:eastAsia="Times New Roman" w:hAnsi="Arial" w:cs="Arial"/>
@@ -5260,10 +5398,10 @@
       <w:lang w:eastAsia="bg-BG"/>
     </w:rPr>
   </w:style>
-  <w:style w:type="character" w:customStyle="1" w:styleId="20">
-    <w:name w:val="Заглавие 2 Знак"/>
-    <w:basedOn w:val="a4"/>
-    <w:link w:val="2"/>
+  <w:style w:type="character" w:customStyle="1" w:styleId="Heading2Char">
+    <w:name w:val="Heading 2 Char"/>
+    <w:basedOn w:val="DefaultParagraphFont"/>
+    <w:link w:val="Heading2"/>
     <w:uiPriority w:val="1"/>
     <w:rsid w:val="00442006"/>
     <w:rPr>
@@ -5274,10 +5412,10 @@
       <w:szCs w:val="24"/>
     </w:rPr>
   </w:style>
-  <w:style w:type="paragraph" w:styleId="af6">
+  <w:style w:type="paragraph" w:styleId="BodyText">
     <w:name w:val="Body Text"/>
-    <w:basedOn w:val="a3"/>
-    <w:link w:val="af7"/>
+    <w:basedOn w:val="Normal"/>
+    <w:link w:val="BodyTextChar"/>
     <w:uiPriority w:val="1"/>
     <w:qFormat/>
     <w:rsid w:val="00442006"/>
@@ -5293,10 +5431,10 @@
       <w:rFonts w:eastAsia="Times New Roman"/>
     </w:rPr>
   </w:style>
-  <w:style w:type="character" w:customStyle="1" w:styleId="af7">
-    <w:name w:val="Основен текст Знак"/>
-    <w:basedOn w:val="a4"/>
-    <w:link w:val="af6"/>
+  <w:style w:type="character" w:customStyle="1" w:styleId="BodyTextChar">
+    <w:name w:val="Body Text Char"/>
+    <w:basedOn w:val="DefaultParagraphFont"/>
+    <w:link w:val="BodyText"/>
     <w:uiPriority w:val="1"/>
     <w:rsid w:val="00442006"/>
     <w:rPr>
@@ -5307,8 +5445,8 @@
   </w:style>
   <w:style w:type="paragraph" w:customStyle="1" w:styleId="a1">
     <w:name w:val="Точки"/>
-    <w:basedOn w:val="a2"/>
-    <w:link w:val="af8"/>
+    <w:basedOn w:val="ListParagraph"/>
+    <w:link w:val="a8"/>
     <w:uiPriority w:val="1"/>
     <w:qFormat/>
     <w:rsid w:val="00442006"/>
@@ -5328,10 +5466,10 @@
       <w:contextualSpacing w:val="0"/>
     </w:pPr>
   </w:style>
-  <w:style w:type="character" w:customStyle="1" w:styleId="aa">
-    <w:name w:val="Списък на абзаци Знак"/>
-    <w:basedOn w:val="a4"/>
-    <w:link w:val="a2"/>
+  <w:style w:type="character" w:customStyle="1" w:styleId="ListParagraphChar">
+    <w:name w:val="List Paragraph Char"/>
+    <w:basedOn w:val="DefaultParagraphFont"/>
+    <w:link w:val="ListParagraph"/>
     <w:uiPriority w:val="1"/>
     <w:rsid w:val="00442006"/>
     <w:rPr>
@@ -5340,592 +5478,9 @@
       <w:szCs w:val="24"/>
     </w:rPr>
   </w:style>
-  <w:style w:type="character" w:customStyle="1" w:styleId="af8">
+  <w:style w:type="character" w:customStyle="1" w:styleId="a8">
     <w:name w:val="Точки Знак"/>
-    <w:basedOn w:val="aa"/>
-    <w:link w:val="a1"/>
-    <w:uiPriority w:val="1"/>
-    <w:rsid w:val="00442006"/>
-    <w:rPr>
-      <w:rFonts w:ascii="Times New Roman" w:eastAsia="Calibri" w:hAnsi="Times New Roman" w:cs="Times New Roman"/>
-      <w:sz w:val="24"/>
-      <w:szCs w:val="24"/>
-    </w:rPr>
-  </w:style>
-</w:styles>
-</file>
-
-<file path=word/stylesWithEffects.xml><?xml version="1.0" encoding="utf-8"?>
-<w:styles xmlns:wpc="http://schemas.microsoft.com/office/word/2010/wordprocessingCanvas" xmlns:mc="http://schemas.openxmlformats.org/markup-compatibility/2006" xmlns:o="urn:schemas-microsoft-com:office:office" xmlns:r="http://schemas.openxmlformats.org/officeDocument/2006/relationships" xmlns:m="http://schemas.openxmlformats.org/officeDocument/2006/math" xmlns:v="urn:schemas-microsoft-com:vml" xmlns:wp14="http://schemas.microsoft.com/office/word/2010/wordprocessingDrawing" xmlns:wp="http://schemas.openxmlformats.org/drawingml/2006/wordprocessingDrawing" xmlns:w10="urn:schemas-microsoft-com:office:word" xmlns:w="http://schemas.openxmlformats.org/wordprocessingml/2006/main" xmlns:w14="http://schemas.microsoft.com/office/word/2010/wordml" xmlns:wpg="http://schemas.microsoft.com/office/word/2010/wordprocessingGroup" xmlns:wpi="http://schemas.microsoft.com/office/word/2010/wordprocessingInk" xmlns:wne="http://schemas.microsoft.com/office/word/2006/wordml" xmlns:wps="http://schemas.microsoft.com/office/word/2010/wordprocessingShape" mc:Ignorable="w14 wp14">
-  <w:docDefaults>
-    <w:rPrDefault>
-      <w:rPr>
-        <w:rFonts w:asciiTheme="minorHAnsi" w:eastAsiaTheme="minorHAnsi" w:hAnsiTheme="minorHAnsi" w:cstheme="minorBidi"/>
-        <w:sz w:val="22"/>
-        <w:szCs w:val="22"/>
-        <w:lang w:val="bg-BG" w:eastAsia="en-US" w:bidi="ar-SA"/>
-      </w:rPr>
-    </w:rPrDefault>
-    <w:pPrDefault>
-      <w:pPr>
-        <w:spacing w:after="200" w:line="276" w:lineRule="auto"/>
-      </w:pPr>
-    </w:pPrDefault>
-  </w:docDefaults>
-  <w:latentStyles w:defLockedState="0" w:defUIPriority="99" w:defSemiHidden="1" w:defUnhideWhenUsed="1" w:defQFormat="0" w:count="267">
-    <w:lsdException w:name="Normal" w:semiHidden="0" w:uiPriority="0" w:unhideWhenUsed="0" w:qFormat="1"/>
-    <w:lsdException w:name="heading 1" w:semiHidden="0" w:uiPriority="9" w:unhideWhenUsed="0" w:qFormat="1"/>
-    <w:lsdException w:name="heading 2" w:uiPriority="1" w:qFormat="1"/>
-    <w:lsdException w:name="heading 3" w:uiPriority="9" w:qFormat="1"/>
-    <w:lsdException w:name="heading 4" w:uiPriority="9" w:qFormat="1"/>
-    <w:lsdException w:name="heading 5" w:uiPriority="9" w:qFormat="1"/>
-    <w:lsdException w:name="heading 6" w:uiPriority="9" w:qFormat="1"/>
-    <w:lsdException w:name="heading 7" w:uiPriority="9" w:qFormat="1"/>
-    <w:lsdException w:name="heading 8" w:uiPriority="9" w:qFormat="1"/>
-    <w:lsdException w:name="heading 9" w:uiPriority="9" w:qFormat="1"/>
-    <w:lsdException w:name="toc 1" w:uiPriority="39"/>
-    <w:lsdException w:name="toc 2" w:uiPriority="39"/>
-    <w:lsdException w:name="toc 3" w:uiPriority="39"/>
-    <w:lsdException w:name="toc 4" w:uiPriority="39"/>
-    <w:lsdException w:name="toc 5" w:uiPriority="39"/>
-    <w:lsdException w:name="toc 6" w:uiPriority="39"/>
-    <w:lsdException w:name="toc 7" w:uiPriority="39"/>
-    <w:lsdException w:name="toc 8" w:uiPriority="39"/>
-    <w:lsdException w:name="toc 9" w:uiPriority="39"/>
-    <w:lsdException w:name="caption" w:uiPriority="35" w:qFormat="1"/>
-    <w:lsdException w:name="Title" w:semiHidden="0" w:uiPriority="10" w:unhideWhenUsed="0" w:qFormat="1"/>
-    <w:lsdException w:name="Default Paragraph Font" w:uiPriority="1"/>
-    <w:lsdException w:name="Body Text" w:uiPriority="1" w:qFormat="1"/>
-    <w:lsdException w:name="Subtitle" w:semiHidden="0" w:uiPriority="11" w:unhideWhenUsed="0" w:qFormat="1"/>
-    <w:lsdException w:name="Strong" w:semiHidden="0" w:uiPriority="22" w:unhideWhenUsed="0" w:qFormat="1"/>
-    <w:lsdException w:name="Emphasis" w:semiHidden="0" w:uiPriority="20" w:unhideWhenUsed="0" w:qFormat="1"/>
-    <w:lsdException w:name="Table Grid" w:semiHidden="0" w:uiPriority="59" w:unhideWhenUsed="0"/>
-    <w:lsdException w:name="Placeholder Text" w:unhideWhenUsed="0"/>
-    <w:lsdException w:name="No Spacing" w:semiHidden="0" w:uiPriority="1" w:unhideWhenUsed="0" w:qFormat="1"/>
-    <w:lsdException w:name="Light Shading" w:semiHidden="0" w:uiPriority="60" w:unhideWhenUsed="0"/>
-    <w:lsdException w:name="Light List" w:semiHidden="0" w:uiPriority="61" w:unhideWhenUsed="0"/>
-    <w:lsdException w:name="Light Grid" w:semiHidden="0" w:uiPriority="62" w:unhideWhenUsed="0"/>
-    <w:lsdException w:name="Medium Shading 1" w:semiHidden="0" w:uiPriority="63" w:unhideWhenUsed="0"/>
-    <w:lsdException w:name="Medium Shading 2" w:semiHidden="0" w:uiPriority="64" w:unhideWhenUsed="0"/>
-    <w:lsdException w:name="Medium List 1" w:semiHidden="0" w:uiPriority="65" w:unhideWhenUsed="0"/>
-    <w:lsdException w:name="Medium List 2" w:semiHidden="0" w:uiPriority="66" w:unhideWhenUsed="0"/>
-    <w:lsdException w:name="Medium Grid 1" w:semiHidden="0" w:uiPriority="67" w:unhideWhenUsed="0"/>
-    <w:lsdException w:name="Medium Grid 2" w:semiHidden="0" w:uiPriority="68" w:unhideWhenUsed="0"/>
-    <w:lsdException w:name="Medium Grid 3" w:semiHidden="0" w:uiPriority="69" w:unhideWhenUsed="0"/>
-    <w:lsdException w:name="Dark List" w:semiHidden="0" w:uiPriority="70" w:unhideWhenUsed="0"/>
-    <w:lsdException w:name="Colorful Shading" w:semiHidden="0" w:uiPriority="71" w:unhideWhenUsed="0"/>
-    <w:lsdException w:name="Colorful List" w:semiHidden="0" w:uiPriority="72" w:unhideWhenUsed="0"/>
-    <w:lsdException w:name="Colorful Grid" w:semiHidden="0" w:uiPriority="73" w:unhideWhenUsed="0"/>
-    <w:lsdException w:name="Light Shading Accent 1" w:semiHidden="0" w:uiPriority="60" w:unhideWhenUsed="0"/>
-    <w:lsdException w:name="Light List Accent 1" w:semiHidden="0" w:uiPriority="61" w:unhideWhenUsed="0"/>
-    <w:lsdException w:name="Light Grid Accent 1" w:semiHidden="0" w:uiPriority="62" w:unhideWhenUsed="0"/>
-    <w:lsdException w:name="Medium Shading 1 Accent 1" w:semiHidden="0" w:uiPriority="63" w:unhideWhenUsed="0"/>
-    <w:lsdException w:name="Medium Shading 2 Accent 1" w:semiHidden="0" w:uiPriority="64" w:unhideWhenUsed="0"/>
-    <w:lsdException w:name="Medium List 1 Accent 1" w:semiHidden="0" w:uiPriority="65" w:unhideWhenUsed="0"/>
-    <w:lsdException w:name="Revision" w:unhideWhenUsed="0"/>
-    <w:lsdException w:name="List Paragraph" w:semiHidden="0" w:uiPriority="1" w:unhideWhenUsed="0" w:qFormat="1"/>
-    <w:lsdException w:name="Quote" w:semiHidden="0" w:uiPriority="29" w:unhideWhenUsed="0" w:qFormat="1"/>
-    <w:lsdException w:name="Intense Quote" w:semiHidden="0" w:uiPriority="30" w:unhideWhenUsed="0" w:qFormat="1"/>
-    <w:lsdException w:name="Medium List 2 Accent 1" w:semiHidden="0" w:uiPriority="66" w:unhideWhenUsed="0"/>
-    <w:lsdException w:name="Medium Grid 1 Accent 1" w:semiHidden="0" w:uiPriority="67" w:unhideWhenUsed="0"/>
-    <w:lsdException w:name="Medium Grid 2 Accent 1" w:semiHidden="0" w:uiPriority="68" w:unhideWhenUsed="0"/>
-    <w:lsdException w:name="Medium Grid 3 Accent 1" w:semiHidden="0" w:uiPriority="69" w:unhideWhenUsed="0"/>
-    <w:lsdException w:name="Dark List Accent 1" w:semiHidden="0" w:uiPriority="70" w:unhideWhenUsed="0"/>
-    <w:lsdException w:name="Colorful Shading Accent 1" w:semiHidden="0" w:uiPriority="71" w:unhideWhenUsed="0"/>
-    <w:lsdException w:name="Colorful List Accent 1" w:semiHidden="0" w:uiPriority="72" w:unhideWhenUsed="0"/>
-    <w:lsdException w:name="Colorful Grid Accent 1" w:semiHidden="0" w:uiPriority="73" w:unhideWhenUsed="0"/>
-    <w:lsdException w:name="Light Shading Accent 2" w:semiHidden="0" w:uiPriority="60" w:unhideWhenUsed="0"/>
-    <w:lsdException w:name="Light List Accent 2" w:semiHidden="0" w:uiPriority="61" w:unhideWhenUsed="0"/>
-    <w:lsdException w:name="Light Grid Accent 2" w:semiHidden="0" w:uiPriority="62" w:unhideWhenUsed="0"/>
-    <w:lsdException w:name="Medium Shading 1 Accent 2" w:semiHidden="0" w:uiPriority="63" w:unhideWhenUsed="0"/>
-    <w:lsdException w:name="Medium Shading 2 Accent 2" w:semiHidden="0" w:uiPriority="64" w:unhideWhenUsed="0"/>
-    <w:lsdException w:name="Medium List 1 Accent 2" w:semiHidden="0" w:uiPriority="65" w:unhideWhenUsed="0"/>
-    <w:lsdException w:name="Medium List 2 Accent 2" w:semiHidden="0" w:uiPriority="66" w:unhideWhenUsed="0"/>
-    <w:lsdException w:name="Medium Grid 1 Accent 2" w:semiHidden="0" w:uiPriority="67" w:unhideWhenUsed="0"/>
-    <w:lsdException w:name="Medium Grid 2 Accent 2" w:semiHidden="0" w:uiPriority="68" w:unhideWhenUsed="0"/>
-    <w:lsdException w:name="Medium Grid 3 Accent 2" w:semiHidden="0" w:uiPriority="69" w:unhideWhenUsed="0"/>
-    <w:lsdException w:name="Dark List Accent 2" w:semiHidden="0" w:uiPriority="70" w:unhideWhenUsed="0"/>
-    <w:lsdException w:name="Colorful Shading Accent 2" w:semiHidden="0" w:uiPriority="71" w:unhideWhenUsed="0"/>
-    <w:lsdException w:name="Colorful List Accent 2" w:semiHidden="0" w:uiPriority="72" w:unhideWhenUsed="0"/>
-    <w:lsdException w:name="Colorful Grid Accent 2" w:semiHidden="0" w:uiPriority="73" w:unhideWhenUsed="0"/>
-    <w:lsdException w:name="Light Shading Accent 3" w:semiHidden="0" w:uiPriority="60" w:unhideWhenUsed="0"/>
-    <w:lsdException w:name="Light List Accent 3" w:semiHidden="0" w:uiPriority="61" w:unhideWhenUsed="0"/>
-    <w:lsdException w:name="Light Grid Accent 3" w:semiHidden="0" w:uiPriority="62" w:unhideWhenUsed="0"/>
-    <w:lsdException w:name="Medium Shading 1 Accent 3" w:semiHidden="0" w:uiPriority="63" w:unhideWhenUsed="0"/>
-    <w:lsdException w:name="Medium Shading 2 Accent 3" w:semiHidden="0" w:uiPriority="64" w:unhideWhenUsed="0"/>
-    <w:lsdException w:name="Medium List 1 Accent 3" w:semiHidden="0" w:uiPriority="65" w:unhideWhenUsed="0"/>
-    <w:lsdException w:name="Medium List 2 Accent 3" w:semiHidden="0" w:uiPriority="66" w:unhideWhenUsed="0"/>
-    <w:lsdException w:name="Medium Grid 1 Accent 3" w:semiHidden="0" w:uiPriority="67" w:unhideWhenUsed="0"/>
-    <w:lsdException w:name="Medium Grid 2 Accent 3" w:semiHidden="0" w:uiPriority="68" w:unhideWhenUsed="0"/>
-    <w:lsdException w:name="Medium Grid 3 Accent 3" w:semiHidden="0" w:uiPriority="69" w:unhideWhenUsed="0"/>
-    <w:lsdException w:name="Dark List Accent 3" w:semiHidden="0" w:uiPriority="70" w:unhideWhenUsed="0"/>
-    <w:lsdException w:name="Colorful Shading Accent 3" w:semiHidden="0" w:uiPriority="71" w:unhideWhenUsed="0"/>
-    <w:lsdException w:name="Colorful List Accent 3" w:semiHidden="0" w:uiPriority="72" w:unhideWhenUsed="0"/>
-    <w:lsdException w:name="Colorful Grid Accent 3" w:semiHidden="0" w:uiPriority="73" w:unhideWhenUsed="0"/>
-    <w:lsdException w:name="Light Shading Accent 4" w:semiHidden="0" w:uiPriority="60" w:unhideWhenUsed="0"/>
-    <w:lsdException w:name="Light List Accent 4" w:semiHidden="0" w:uiPriority="61" w:unhideWhenUsed="0"/>
-    <w:lsdException w:name="Light Grid Accent 4" w:semiHidden="0" w:uiPriority="62" w:unhideWhenUsed="0"/>
-    <w:lsdException w:name="Medium Shading 1 Accent 4" w:semiHidden="0" w:uiPriority="63" w:unhideWhenUsed="0"/>
-    <w:lsdException w:name="Medium Shading 2 Accent 4" w:semiHidden="0" w:uiPriority="64" w:unhideWhenUsed="0"/>
-    <w:lsdException w:name="Medium List 1 Accent 4" w:semiHidden="0" w:uiPriority="65" w:unhideWhenUsed="0"/>
-    <w:lsdException w:name="Medium List 2 Accent 4" w:semiHidden="0" w:uiPriority="66" w:unhideWhenUsed="0"/>
-    <w:lsdException w:name="Medium Grid 1 Accent 4" w:semiHidden="0" w:uiPriority="67" w:unhideWhenUsed="0"/>
-    <w:lsdException w:name="Medium Grid 2 Accent 4" w:semiHidden="0" w:uiPriority="68" w:unhideWhenUsed="0"/>
-    <w:lsdException w:name="Medium Grid 3 Accent 4" w:semiHidden="0" w:uiPriority="69" w:unhideWhenUsed="0"/>
-    <w:lsdException w:name="Dark List Accent 4" w:semiHidden="0" w:uiPriority="70" w:unhideWhenUsed="0"/>
-    <w:lsdException w:name="Colorful Shading Accent 4" w:semiHidden="0" w:uiPriority="71" w:unhideWhenUsed="0"/>
-    <w:lsdException w:name="Colorful List Accent 4" w:semiHidden="0" w:uiPriority="72" w:unhideWhenUsed="0"/>
-    <w:lsdException w:name="Colorful Grid Accent 4" w:semiHidden="0" w:uiPriority="73" w:unhideWhenUsed="0"/>
-    <w:lsdException w:name="Light Shading Accent 5" w:semiHidden="0" w:uiPriority="60" w:unhideWhenUsed="0"/>
-    <w:lsdException w:name="Light List Accent 5" w:semiHidden="0" w:uiPriority="61" w:unhideWhenUsed="0"/>
-    <w:lsdException w:name="Light Grid Accent 5" w:semiHidden="0" w:uiPriority="62" w:unhideWhenUsed="0"/>
-    <w:lsdException w:name="Medium Shading 1 Accent 5" w:semiHidden="0" w:uiPriority="63" w:unhideWhenUsed="0"/>
-    <w:lsdException w:name="Medium Shading 2 Accent 5" w:semiHidden="0" w:uiPriority="64" w:unhideWhenUsed="0"/>
-    <w:lsdException w:name="Medium List 1 Accent 5" w:semiHidden="0" w:uiPriority="65" w:unhideWhenUsed="0"/>
-    <w:lsdException w:name="Medium List 2 Accent 5" w:semiHidden="0" w:uiPriority="66" w:unhideWhenUsed="0"/>
-    <w:lsdException w:name="Medium Grid 1 Accent 5" w:semiHidden="0" w:uiPriority="67" w:unhideWhenUsed="0"/>
-    <w:lsdException w:name="Medium Grid 2 Accent 5" w:semiHidden="0" w:uiPriority="68" w:unhideWhenUsed="0"/>
-    <w:lsdException w:name="Medium Grid 3 Accent 5" w:semiHidden="0" w:uiPriority="69" w:unhideWhenUsed="0"/>
-    <w:lsdException w:name="Dark List Accent 5" w:semiHidden="0" w:uiPriority="70" w:unhideWhenUsed="0"/>
-    <w:lsdException w:name="Colorful Shading Accent 5" w:semiHidden="0" w:uiPriority="71" w:unhideWhenUsed="0"/>
-    <w:lsdException w:name="Colorful List Accent 5" w:semiHidden="0" w:uiPriority="72" w:unhideWhenUsed="0"/>
-    <w:lsdException w:name="Colorful Grid Accent 5" w:semiHidden="0" w:uiPriority="73" w:unhideWhenUsed="0"/>
-    <w:lsdException w:name="Light Shading Accent 6" w:semiHidden="0" w:uiPriority="60" w:unhideWhenUsed="0"/>
-    <w:lsdException w:name="Light List Accent 6" w:semiHidden="0" w:uiPriority="61" w:unhideWhenUsed="0"/>
-    <w:lsdException w:name="Light Grid Accent 6" w:semiHidden="0" w:uiPriority="62" w:unhideWhenUsed="0"/>
-    <w:lsdException w:name="Medium Shading 1 Accent 6" w:semiHidden="0" w:uiPriority="63" w:unhideWhenUsed="0"/>
-    <w:lsdException w:name="Medium Shading 2 Accent 6" w:semiHidden="0" w:uiPriority="64" w:unhideWhenUsed="0"/>
-    <w:lsdException w:name="Medium List 1 Accent 6" w:semiHidden="0" w:uiPriority="65" w:unhideWhenUsed="0"/>
-    <w:lsdException w:name="Medium List 2 Accent 6" w:semiHidden="0" w:uiPriority="66" w:unhideWhenUsed="0"/>
-    <w:lsdException w:name="Medium Grid 1 Accent 6" w:semiHidden="0" w:uiPriority="67" w:unhideWhenUsed="0"/>
-    <w:lsdException w:name="Medium Grid 2 Accent 6" w:semiHidden="0" w:uiPriority="68" w:unhideWhenUsed="0"/>
-    <w:lsdException w:name="Medium Grid 3 Accent 6" w:semiHidden="0" w:uiPriority="69" w:unhideWhenUsed="0"/>
-    <w:lsdException w:name="Dark List Accent 6" w:semiHidden="0" w:uiPriority="70" w:unhideWhenUsed="0"/>
-    <w:lsdException w:name="Colorful Shading Accent 6" w:semiHidden="0" w:uiPriority="71" w:unhideWhenUsed="0"/>
-    <w:lsdException w:name="Colorful List Accent 6" w:semiHidden="0" w:uiPriority="72" w:unhideWhenUsed="0"/>
-    <w:lsdException w:name="Colorful Grid Accent 6" w:semiHidden="0" w:uiPriority="73" w:unhideWhenUsed="0"/>
-    <w:lsdException w:name="Subtle Emphasis" w:semiHidden="0" w:uiPriority="19" w:unhideWhenUsed="0" w:qFormat="1"/>
-    <w:lsdException w:name="Intense Emphasis" w:semiHidden="0" w:uiPriority="21" w:unhideWhenUsed="0" w:qFormat="1"/>
-    <w:lsdException w:name="Subtle Reference" w:semiHidden="0" w:uiPriority="31" w:unhideWhenUsed="0" w:qFormat="1"/>
-    <w:lsdException w:name="Intense Reference" w:semiHidden="0" w:uiPriority="32" w:unhideWhenUsed="0" w:qFormat="1"/>
-    <w:lsdException w:name="Book Title" w:semiHidden="0" w:uiPriority="33" w:unhideWhenUsed="0" w:qFormat="1"/>
-    <w:lsdException w:name="Bibliography" w:uiPriority="37"/>
-    <w:lsdException w:name="TOC Heading" w:uiPriority="39" w:qFormat="1"/>
-  </w:latentStyles>
-  <w:style w:type="paragraph" w:default="1" w:styleId="a3">
-    <w:name w:val="Normal"/>
-    <w:qFormat/>
-    <w:rsid w:val="00055057"/>
-    <w:pPr>
-      <w:spacing w:after="120"/>
-      <w:ind w:firstLine="567"/>
-      <w:jc w:val="both"/>
-    </w:pPr>
-    <w:rPr>
-      <w:rFonts w:ascii="Times New Roman" w:eastAsia="Calibri" w:hAnsi="Times New Roman" w:cs="Times New Roman"/>
-      <w:sz w:val="24"/>
-      <w:szCs w:val="24"/>
-    </w:rPr>
-  </w:style>
-  <w:style w:type="paragraph" w:styleId="2">
-    <w:name w:val="heading 2"/>
-    <w:basedOn w:val="a3"/>
-    <w:link w:val="20"/>
-    <w:uiPriority w:val="1"/>
-    <w:qFormat/>
-    <w:rsid w:val="00442006"/>
-    <w:pPr>
-      <w:widowControl w:val="0"/>
-      <w:autoSpaceDE w:val="0"/>
-      <w:autoSpaceDN w:val="0"/>
-      <w:spacing w:after="0" w:line="240" w:lineRule="auto"/>
-      <w:ind w:left="112" w:firstLine="0"/>
-      <w:jc w:val="left"/>
-      <w:outlineLvl w:val="1"/>
-    </w:pPr>
-    <w:rPr>
-      <w:rFonts w:eastAsia="Times New Roman"/>
-      <w:b/>
-      <w:bCs/>
-    </w:rPr>
-  </w:style>
-  <w:style w:type="character" w:default="1" w:styleId="a4">
-    <w:name w:val="Default Paragraph Font"/>
-    <w:uiPriority w:val="1"/>
-    <w:semiHidden/>
-    <w:unhideWhenUsed/>
-  </w:style>
-  <w:style w:type="table" w:default="1" w:styleId="a5">
-    <w:name w:val="Normal Table"/>
-    <w:uiPriority w:val="99"/>
-    <w:semiHidden/>
-    <w:unhideWhenUsed/>
-    <w:tblPr>
-      <w:tblInd w:w="0" w:type="dxa"/>
-      <w:tblCellMar>
-        <w:top w:w="0" w:type="dxa"/>
-        <w:left w:w="108" w:type="dxa"/>
-        <w:bottom w:w="0" w:type="dxa"/>
-        <w:right w:w="108" w:type="dxa"/>
-      </w:tblCellMar>
-    </w:tblPr>
-  </w:style>
-  <w:style w:type="numbering" w:default="1" w:styleId="a6">
-    <w:name w:val="No List"/>
-    <w:uiPriority w:val="99"/>
-    <w:semiHidden/>
-    <w:unhideWhenUsed/>
-  </w:style>
-  <w:style w:type="character" w:styleId="a7">
-    <w:name w:val="Hyperlink"/>
-    <w:uiPriority w:val="99"/>
-    <w:semiHidden/>
-    <w:unhideWhenUsed/>
-    <w:rsid w:val="00875C66"/>
-    <w:rPr>
-      <w:color w:val="0000FF"/>
-      <w:u w:val="single"/>
-    </w:rPr>
-  </w:style>
-  <w:style w:type="paragraph" w:customStyle="1" w:styleId="Default">
-    <w:name w:val="Default"/>
-    <w:link w:val="Default0"/>
-    <w:rsid w:val="00984B83"/>
-    <w:pPr>
-      <w:autoSpaceDE w:val="0"/>
-      <w:autoSpaceDN w:val="0"/>
-      <w:adjustRightInd w:val="0"/>
-      <w:spacing w:after="0" w:line="240" w:lineRule="auto"/>
-    </w:pPr>
-    <w:rPr>
-      <w:rFonts w:ascii="Times New Roman" w:hAnsi="Times New Roman" w:cs="Times New Roman"/>
-      <w:color w:val="000000"/>
-      <w:sz w:val="24"/>
-      <w:szCs w:val="24"/>
-    </w:rPr>
-  </w:style>
-  <w:style w:type="paragraph" w:styleId="a8">
-    <w:name w:val="Balloon Text"/>
-    <w:basedOn w:val="a3"/>
-    <w:link w:val="a9"/>
-    <w:uiPriority w:val="99"/>
-    <w:semiHidden/>
-    <w:unhideWhenUsed/>
-    <w:rsid w:val="009B448E"/>
-    <w:pPr>
-      <w:spacing w:after="0" w:line="240" w:lineRule="auto"/>
-    </w:pPr>
-    <w:rPr>
-      <w:rFonts w:ascii="Segoe UI" w:hAnsi="Segoe UI" w:cs="Segoe UI"/>
-      <w:sz w:val="18"/>
-      <w:szCs w:val="18"/>
-    </w:rPr>
-  </w:style>
-  <w:style w:type="character" w:customStyle="1" w:styleId="a9">
-    <w:name w:val="Изнесен текст Знак"/>
-    <w:basedOn w:val="a4"/>
-    <w:link w:val="a8"/>
-    <w:uiPriority w:val="99"/>
-    <w:semiHidden/>
-    <w:rsid w:val="009B448E"/>
-    <w:rPr>
-      <w:rFonts w:ascii="Segoe UI" w:eastAsia="Calibri" w:hAnsi="Segoe UI" w:cs="Segoe UI"/>
-      <w:sz w:val="18"/>
-      <w:szCs w:val="18"/>
-      <w:lang w:val="en-US"/>
-    </w:rPr>
-  </w:style>
-  <w:style w:type="paragraph" w:styleId="a2">
-    <w:name w:val="List Paragraph"/>
-    <w:basedOn w:val="a3"/>
-    <w:link w:val="aa"/>
-    <w:uiPriority w:val="1"/>
-    <w:qFormat/>
-    <w:rsid w:val="000D4E46"/>
-    <w:pPr>
-      <w:numPr>
-        <w:numId w:val="1"/>
-      </w:numPr>
-      <w:contextualSpacing/>
-    </w:pPr>
-  </w:style>
-  <w:style w:type="paragraph" w:styleId="ab">
-    <w:name w:val="header"/>
-    <w:basedOn w:val="a3"/>
-    <w:link w:val="ac"/>
-    <w:uiPriority w:val="99"/>
-    <w:unhideWhenUsed/>
-    <w:rsid w:val="00435427"/>
-    <w:pPr>
-      <w:tabs>
-        <w:tab w:val="center" w:pos="4536"/>
-        <w:tab w:val="right" w:pos="9072"/>
-      </w:tabs>
-      <w:spacing w:after="0" w:line="240" w:lineRule="auto"/>
-    </w:pPr>
-  </w:style>
-  <w:style w:type="character" w:customStyle="1" w:styleId="ac">
-    <w:name w:val="Горен колонтитул Знак"/>
-    <w:basedOn w:val="a4"/>
-    <w:link w:val="ab"/>
-    <w:uiPriority w:val="99"/>
-    <w:rsid w:val="00435427"/>
-    <w:rPr>
-      <w:rFonts w:ascii="Times New Roman" w:eastAsia="Calibri" w:hAnsi="Times New Roman" w:cs="Times New Roman"/>
-      <w:sz w:val="24"/>
-      <w:szCs w:val="24"/>
-    </w:rPr>
-  </w:style>
-  <w:style w:type="paragraph" w:styleId="ad">
-    <w:name w:val="footer"/>
-    <w:basedOn w:val="a3"/>
-    <w:link w:val="ae"/>
-    <w:uiPriority w:val="99"/>
-    <w:unhideWhenUsed/>
-    <w:rsid w:val="00435427"/>
-    <w:pPr>
-      <w:tabs>
-        <w:tab w:val="center" w:pos="4536"/>
-        <w:tab w:val="right" w:pos="9072"/>
-      </w:tabs>
-      <w:spacing w:after="0" w:line="240" w:lineRule="auto"/>
-    </w:pPr>
-  </w:style>
-  <w:style w:type="character" w:customStyle="1" w:styleId="ae">
-    <w:name w:val="Долен колонтитул Знак"/>
-    <w:basedOn w:val="a4"/>
-    <w:link w:val="ad"/>
-    <w:uiPriority w:val="99"/>
-    <w:rsid w:val="00435427"/>
-    <w:rPr>
-      <w:rFonts w:ascii="Times New Roman" w:eastAsia="Calibri" w:hAnsi="Times New Roman" w:cs="Times New Roman"/>
-      <w:sz w:val="24"/>
-      <w:szCs w:val="24"/>
-    </w:rPr>
-  </w:style>
-  <w:style w:type="paragraph" w:customStyle="1" w:styleId="a0">
-    <w:name w:val="Раздел"/>
-    <w:basedOn w:val="a2"/>
-    <w:link w:val="af"/>
-    <w:qFormat/>
-    <w:rsid w:val="00055057"/>
-    <w:pPr>
-      <w:numPr>
-        <w:numId w:val="7"/>
-      </w:numPr>
-    </w:pPr>
-    <w:rPr>
-      <w:b/>
-      <w:bCs/>
-      <w:i/>
-      <w:iCs/>
-    </w:rPr>
-  </w:style>
-  <w:style w:type="paragraph" w:customStyle="1" w:styleId="af0">
-    <w:name w:val="срок"/>
-    <w:basedOn w:val="a3"/>
-    <w:link w:val="af1"/>
-    <w:qFormat/>
-    <w:rsid w:val="00055057"/>
-    <w:pPr>
-      <w:spacing w:after="60"/>
-      <w:ind w:firstLine="5245"/>
-    </w:pPr>
-  </w:style>
-  <w:style w:type="character" w:customStyle="1" w:styleId="Default0">
-    <w:name w:val="Default Знак"/>
-    <w:basedOn w:val="a4"/>
-    <w:link w:val="Default"/>
-    <w:rsid w:val="00055057"/>
-    <w:rPr>
-      <w:rFonts w:ascii="Times New Roman" w:hAnsi="Times New Roman" w:cs="Times New Roman"/>
-      <w:color w:val="000000"/>
-      <w:sz w:val="24"/>
-      <w:szCs w:val="24"/>
-    </w:rPr>
-  </w:style>
-  <w:style w:type="character" w:customStyle="1" w:styleId="af">
-    <w:name w:val="Раздел Знак"/>
-    <w:basedOn w:val="Default0"/>
-    <w:link w:val="a0"/>
-    <w:rsid w:val="00055057"/>
-    <w:rPr>
-      <w:rFonts w:ascii="Times New Roman" w:eastAsia="Calibri" w:hAnsi="Times New Roman" w:cs="Times New Roman"/>
-      <w:b/>
-      <w:bCs/>
-      <w:i/>
-      <w:iCs/>
-      <w:color w:val="000000"/>
-      <w:sz w:val="24"/>
-      <w:szCs w:val="24"/>
-    </w:rPr>
-  </w:style>
-  <w:style w:type="character" w:customStyle="1" w:styleId="af1">
-    <w:name w:val="срок Знак"/>
-    <w:basedOn w:val="a4"/>
-    <w:link w:val="af0"/>
-    <w:rsid w:val="00055057"/>
-    <w:rPr>
-      <w:rFonts w:ascii="Times New Roman" w:eastAsia="Calibri" w:hAnsi="Times New Roman" w:cs="Times New Roman"/>
-      <w:sz w:val="24"/>
-      <w:szCs w:val="24"/>
-    </w:rPr>
-  </w:style>
-  <w:style w:type="character" w:styleId="af2">
-    <w:name w:val="Strong"/>
-    <w:basedOn w:val="a4"/>
-    <w:uiPriority w:val="22"/>
-    <w:qFormat/>
-    <w:rsid w:val="0030402F"/>
-  </w:style>
-  <w:style w:type="paragraph" w:customStyle="1" w:styleId="a">
-    <w:name w:val="точка"/>
-    <w:basedOn w:val="a3"/>
-    <w:link w:val="af3"/>
-    <w:qFormat/>
-    <w:rsid w:val="0030402F"/>
-    <w:pPr>
-      <w:numPr>
-        <w:numId w:val="11"/>
-      </w:numPr>
-      <w:shd w:val="clear" w:color="auto" w:fill="FFFFFF"/>
-      <w:spacing w:before="120" w:after="0" w:line="240" w:lineRule="auto"/>
-      <w:ind w:left="714" w:hanging="357"/>
-      <w:jc w:val="left"/>
-    </w:pPr>
-    <w:rPr>
-      <w:rFonts w:ascii="Arial" w:eastAsiaTheme="minorHAnsi" w:hAnsi="Arial" w:cstheme="minorBidi"/>
-      <w:b/>
-      <w:sz w:val="20"/>
-      <w:szCs w:val="22"/>
-    </w:rPr>
-  </w:style>
-  <w:style w:type="paragraph" w:customStyle="1" w:styleId="af4">
-    <w:name w:val="текст"/>
-    <w:basedOn w:val="a3"/>
-    <w:link w:val="af5"/>
-    <w:qFormat/>
-    <w:rsid w:val="0030402F"/>
-    <w:pPr>
-      <w:shd w:val="clear" w:color="auto" w:fill="FFFFFF"/>
-      <w:spacing w:after="100" w:afterAutospacing="1" w:line="240" w:lineRule="auto"/>
-      <w:ind w:left="709" w:firstLine="0"/>
-    </w:pPr>
-    <w:rPr>
-      <w:rFonts w:ascii="Arial" w:eastAsia="Times New Roman" w:hAnsi="Arial" w:cs="Arial"/>
-      <w:sz w:val="20"/>
-      <w:szCs w:val="20"/>
-      <w:lang w:eastAsia="bg-BG"/>
-    </w:rPr>
-  </w:style>
-  <w:style w:type="character" w:customStyle="1" w:styleId="af3">
-    <w:name w:val="точка Знак"/>
-    <w:basedOn w:val="a4"/>
-    <w:link w:val="a"/>
-    <w:rsid w:val="0030402F"/>
-    <w:rPr>
-      <w:rFonts w:ascii="Arial" w:hAnsi="Arial"/>
-      <w:b/>
-      <w:sz w:val="20"/>
-      <w:shd w:val="clear" w:color="auto" w:fill="FFFFFF"/>
-    </w:rPr>
-  </w:style>
-  <w:style w:type="character" w:customStyle="1" w:styleId="af5">
-    <w:name w:val="текст Знак"/>
-    <w:basedOn w:val="a4"/>
-    <w:link w:val="af4"/>
-    <w:rsid w:val="0030402F"/>
-    <w:rPr>
-      <w:rFonts w:ascii="Arial" w:eastAsia="Times New Roman" w:hAnsi="Arial" w:cs="Arial"/>
-      <w:sz w:val="20"/>
-      <w:szCs w:val="20"/>
-      <w:shd w:val="clear" w:color="auto" w:fill="FFFFFF"/>
-      <w:lang w:eastAsia="bg-BG"/>
-    </w:rPr>
-  </w:style>
-  <w:style w:type="character" w:customStyle="1" w:styleId="20">
-    <w:name w:val="Заглавие 2 Знак"/>
-    <w:basedOn w:val="a4"/>
-    <w:link w:val="2"/>
-    <w:uiPriority w:val="1"/>
-    <w:rsid w:val="00442006"/>
-    <w:rPr>
-      <w:rFonts w:ascii="Times New Roman" w:eastAsia="Times New Roman" w:hAnsi="Times New Roman" w:cs="Times New Roman"/>
-      <w:b/>
-      <w:bCs/>
-      <w:sz w:val="24"/>
-      <w:szCs w:val="24"/>
-    </w:rPr>
-  </w:style>
-  <w:style w:type="paragraph" w:styleId="af6">
-    <w:name w:val="Body Text"/>
-    <w:basedOn w:val="a3"/>
-    <w:link w:val="af7"/>
-    <w:uiPriority w:val="1"/>
-    <w:qFormat/>
-    <w:rsid w:val="00442006"/>
-    <w:pPr>
-      <w:widowControl w:val="0"/>
-      <w:autoSpaceDE w:val="0"/>
-      <w:autoSpaceDN w:val="0"/>
-      <w:spacing w:after="0" w:line="240" w:lineRule="auto"/>
-      <w:ind w:firstLine="0"/>
-      <w:jc w:val="left"/>
-    </w:pPr>
-    <w:rPr>
-      <w:rFonts w:eastAsia="Times New Roman"/>
-    </w:rPr>
-  </w:style>
-  <w:style w:type="character" w:customStyle="1" w:styleId="af7">
-    <w:name w:val="Основен текст Знак"/>
-    <w:basedOn w:val="a4"/>
-    <w:link w:val="af6"/>
-    <w:uiPriority w:val="1"/>
-    <w:rsid w:val="00442006"/>
-    <w:rPr>
-      <w:rFonts w:ascii="Times New Roman" w:eastAsia="Times New Roman" w:hAnsi="Times New Roman" w:cs="Times New Roman"/>
-      <w:sz w:val="24"/>
-      <w:szCs w:val="24"/>
-    </w:rPr>
-  </w:style>
-  <w:style w:type="paragraph" w:customStyle="1" w:styleId="a1">
-    <w:name w:val="Точки"/>
-    <w:basedOn w:val="a2"/>
-    <w:link w:val="af8"/>
-    <w:uiPriority w:val="1"/>
-    <w:qFormat/>
-    <w:rsid w:val="00442006"/>
-    <w:pPr>
-      <w:widowControl w:val="0"/>
-      <w:numPr>
-        <w:numId w:val="12"/>
-      </w:numPr>
-      <w:tabs>
-        <w:tab w:val="left" w:pos="585"/>
-        <w:tab w:val="left" w:pos="587"/>
-      </w:tabs>
-      <w:autoSpaceDE w:val="0"/>
-      <w:autoSpaceDN w:val="0"/>
-      <w:spacing w:before="35" w:after="0" w:line="273" w:lineRule="auto"/>
-      <w:ind w:right="340"/>
-      <w:contextualSpacing w:val="0"/>
-    </w:pPr>
-  </w:style>
-  <w:style w:type="character" w:customStyle="1" w:styleId="aa">
-    <w:name w:val="Списък на абзаци Знак"/>
-    <w:basedOn w:val="a4"/>
-    <w:link w:val="a2"/>
-    <w:uiPriority w:val="1"/>
-    <w:rsid w:val="00442006"/>
-    <w:rPr>
-      <w:rFonts w:ascii="Times New Roman" w:eastAsia="Calibri" w:hAnsi="Times New Roman" w:cs="Times New Roman"/>
-      <w:sz w:val="24"/>
-      <w:szCs w:val="24"/>
-    </w:rPr>
-  </w:style>
-  <w:style w:type="character" w:customStyle="1" w:styleId="af8">
-    <w:name w:val="Точки Знак"/>
-    <w:basedOn w:val="aa"/>
+    <w:basedOn w:val="ListParagraphChar"/>
     <w:link w:val="a1"/>
     <w:uiPriority w:val="1"/>
     <w:rsid w:val="00442006"/>
@@ -6228,7 +5783,7 @@
 </file>
 
 <file path=customXml/itemProps1.xml><?xml version="1.0" encoding="utf-8"?>
-<ds:datastoreItem xmlns:ds="http://schemas.openxmlformats.org/officeDocument/2006/customXml" ds:itemID="{05E4F339-B444-4CAD-AA8E-D89DA6A00940}">
+<ds:datastoreItem xmlns:ds="http://schemas.openxmlformats.org/officeDocument/2006/customXml" ds:itemID="{9301F0AC-C558-4485-9586-202A2661D705}">
   <ds:schemaRefs>
     <ds:schemaRef ds:uri="http://schemas.openxmlformats.org/officeDocument/2006/bibliography"/>
   </ds:schemaRefs>
